--- a/content/graphrag/graphrag-foundations/graphrag-foundations.docx
+++ b/content/graphrag/graphrag-foundations/graphrag-foundations.docx
@@ -566,45 +566,51 @@
           <w:rFonts w:ascii="Consolas" w:hAnsi="Consolas"/>
           <w:sz w:val="16"/>
         </w:rPr>
-        <w:t>&lt;svg xmlns="http://www.w3.org/2000/svg" width="760" height="360" viewBox="0 0 760 360" font-family="Inter, Arial, sans-serif"&gt;</w:t>
-        <w:br/>
-        <w:t>&lt;rect width="760" height="360" fill="#f8fafc"/&gt;</w:t>
-        <w:br/>
-        <w:t>&lt;text x="380" y="34" text-anchor="middle" font-size="20" font-weight="700" fill="#0f172a"&gt;Security Architecture - Limits of Vector-Only RAG&lt;/text&gt;</w:t>
-        <w:br/>
-        <w:t>&lt;rect x="290" y="162" width="180" height="56" rx="12" fill="#0f172a"/&gt;</w:t>
-        <w:br/>
-        <w:t>&lt;text x="380" y="195" text-anchor="middle" font-size="14" font-weight="700" fill="#ffffff"&gt;GraphRAG&lt;/text&gt;</w:t>
-        <w:br/>
-        <w:t>&lt;line x1="380" y1="190" x2="380" y2="70" stroke="#94a3b8" stroke-width="2"/&gt;</w:t>
-        <w:br/>
-        <w:t>&lt;rect x="308" y="48" width="144" height="44" rx="10" fill="#ffffff" stroke="#2563eb" stroke-width="2"/&gt;</w:t>
-        <w:br/>
-        <w:t>&lt;text x="380" y="74" text-anchor="middle" font-size="11" fill="#0f172a"&gt;Limits of Vector-On…&lt;/text&gt;</w:t>
-        <w:br/>
-        <w:t>&lt;line x1="380" y1="190" x2="617" y2="153" stroke="#94a3b8" stroke-width="2"/&gt;</w:t>
-        <w:br/>
-        <w:t>&lt;rect x="545" y="131" width="144" height="44" rx="10" fill="#ffffff" stroke="#7c3aed" stroke-width="2"/&gt;</w:t>
-        <w:br/>
-        <w:t>&lt;text x="617" y="157" text-anchor="middle" font-size="11" fill="#0f172a"&gt;Knowledge Graph Con…&lt;/text&gt;</w:t>
-        <w:br/>
-        <w:t>&lt;line x1="380" y1="190" x2="526" y2="287" stroke="#94a3b8" stroke-width="2"/&gt;</w:t>
-        <w:br/>
-        <w:t>&lt;rect x="454" y="265" width="144" height="44" rx="10" fill="#ffffff" stroke="#0891b2" stroke-width="2"/&gt;</w:t>
-        <w:br/>
-        <w:t>&lt;text x="526" y="291" text-anchor="middle" font-size="11" fill="#0f172a"&gt;Entity Resolution a…&lt;/text&gt;</w:t>
-        <w:br/>
-        <w:t>&lt;line x1="380" y1="190" x2="234" y2="287" stroke="#94a3b8" stroke-width="2"/&gt;</w:t>
-        <w:br/>
-        <w:t>&lt;rect x="162" y="265" width="144" height="44" rx="10" fill="#ffffff" stroke="#059669" stroke-width="2"/&gt;</w:t>
-        <w:br/>
-        <w:t>&lt;text x="234" y="291" text-anchor="middle" font-size="11" fill="#0f172a"&gt;Community Detection…&lt;/text&gt;</w:t>
-        <w:br/>
-        <w:t>&lt;line x1="380" y1="190" x2="143" y2="153" stroke="#94a3b8" stroke-width="2"/&gt;</w:t>
-        <w:br/>
-        <w:t>&lt;rect x="71" y="131" width="144" height="44" rx="10" fill="#ffffff" stroke="#d97706" stroke-width="2"/&gt;</w:t>
-        <w:br/>
-        <w:t>&lt;text x="143" y="157" text-anchor="middle" font-size="11" fill="#0f172a"&gt;Local versus Global…&lt;/text&gt;</w:t>
+        <w:t>&lt;svg xmlns="http://www.w3.org/2000/svg" width="760" height="380" viewBox="0 0 760 380" font-family="Inter, Segoe UI, Arial, sans-serif"&gt;</w:t>
+        <w:br/>
+        <w:t>&lt;defs&gt;&lt;marker id="arrow" markerWidth="10" markerHeight="10" refX="8" refY="3" orient="auto" markerUnits="strokeWidth"&gt;&lt;path d="M0,0 L8,3 L0,6 z" fill="#94a3b8"/&gt;&lt;/marker&gt;&lt;marker id="arrowA" markerWidth="10" markerHeight="10" refX="8" refY="3" orient="auto" markerUnits="strokeWidth"&gt;&lt;path d="M0,0 L8,3 L0,6 z" fill="#4338ca"/&gt;&lt;/marker&gt;&lt;/defs&gt;</w:t>
+        <w:br/>
+        <w:t>&lt;rect width="760" height="380" rx="12" fill="#f8fafc"/&gt;</w:t>
+        <w:br/>
+        <w:t>&lt;text x="380" y="30" text-anchor="middle" font-size="17" font-weight="700" fill="#0f172a"&gt;Security Architecture - Limits of Vector-Only RAG&lt;/text&gt;</w:t>
+        <w:br/>
+        <w:t>&lt;rect x="30" y="48" width="700" height="96" rx="12" fill="#eef2ff" stroke="#e2e8f0"/&gt;</w:t>
+        <w:br/>
+        <w:t>&lt;text x="44" y="66" font-size="11" font-weight="700" fill="#475569"&gt;Consumers&lt;/text&gt;</w:t>
+        <w:br/>
+        <w:t>&lt;rect x="44" y="78" width="150" height="48" rx="10" fill="#ffffff" stroke="#4338ca" stroke-width="2"/&gt;&lt;text x="119.0" y="105.74" text-anchor="middle" font-size="11" font-weight="600" fill="#0f172a"&gt;Users / Apps&lt;/text&gt;</w:t>
+        <w:br/>
+        <w:t>&lt;rect x="208" y="78" width="150" height="48" rx="10" fill="#ffffff" stroke="#7c3aed" stroke-width="2"/&gt;&lt;text x="283.0" y="105.74" text-anchor="middle" font-size="11" font-weight="600" fill="#0f172a"&gt;API Clients&lt;/text&gt;</w:t>
+        <w:br/>
+        <w:t>&lt;rect x="30" y="166" width="700" height="96" rx="12" fill="#f5f3ff" stroke="#e2e8f0"/&gt;</w:t>
+        <w:br/>
+        <w:t>&lt;text x="44" y="184" font-size="11" font-weight="700" fill="#475569"&gt;GraphRAG Platform&lt;/text&gt;</w:t>
+        <w:br/>
+        <w:t>&lt;rect x="44.0" y="196" width="122.8" height="48" rx="10" fill="#ffffff" stroke="#7c3aed" stroke-width="2"/&gt;&lt;text x="105.4" y="223.74" text-anchor="middle" font-size="11" font-weight="600" fill="#0f172a"&gt;Gateway&lt;/text&gt;</w:t>
+        <w:br/>
+        <w:t>&lt;rect x="180.8" y="196" width="122.8" height="48" rx="10" fill="#ffffff" stroke="#0891b2" stroke-width="2"/&gt;&lt;text x="242.20000000000002" y="223.74" text-anchor="middle" font-size="11" font-weight="600" fill="#0f172a"&gt;Limits of Vector-O…&lt;/text&gt;</w:t>
+        <w:br/>
+        <w:t>&lt;rect x="317.6" y="196" width="122.8" height="48" rx="10" fill="#ffffff" stroke="#059669" stroke-width="2"/&gt;&lt;text x="379.0" y="223.74" text-anchor="middle" font-size="11" font-weight="600" fill="#0f172a"&gt;Knowledge Graph Co…&lt;/text&gt;</w:t>
+        <w:br/>
+        <w:t>&lt;rect x="454.40000000000003" y="196" width="122.8" height="48" rx="10" fill="#ffffff" stroke="#d97706" stroke-width="2"/&gt;&lt;text x="515.8000000000001" y="223.74" text-anchor="middle" font-size="11" font-weight="600" fill="#0f172a"&gt;Entity Resolution …&lt;/text&gt;</w:t>
+        <w:br/>
+        <w:t>&lt;rect x="591.2" y="196" width="122.8" height="48" rx="10" fill="#ffffff" stroke="#dc2626" stroke-width="2"/&gt;&lt;text x="652.6" y="223.74" text-anchor="middle" font-size="11" font-weight="600" fill="#0f172a"&gt;Community Detectio…&lt;/text&gt;</w:t>
+        <w:br/>
+        <w:t>&lt;rect x="30" y="284" width="700" height="96" rx="12" fill="#ecfeff" stroke="#e2e8f0"/&gt;</w:t>
+        <w:br/>
+        <w:t>&lt;text x="44" y="302" font-size="11" font-weight="700" fill="#475569"&gt;Data &amp;amp; Operations&lt;/text&gt;</w:t>
+        <w:br/>
+        <w:t>&lt;rect x="44" y="314" width="150" height="48" rx="10" fill="#ffffff" stroke="#0891b2" stroke-width="2"/&gt;&lt;text x="119.0" y="341.74" text-anchor="middle" font-size="11" font-weight="600" fill="#0f172a"&gt;Primary Store&lt;/text&gt;</w:t>
+        <w:br/>
+        <w:t>&lt;rect x="208" y="314" width="150" height="48" rx="10" fill="#ffffff" stroke="#059669" stroke-width="2"/&gt;&lt;text x="283.0" y="341.74" text-anchor="middle" font-size="11" font-weight="600" fill="#0f172a"&gt;Vector Index&lt;/text&gt;</w:t>
+        <w:br/>
+        <w:t>&lt;rect x="372" y="314" width="150" height="48" rx="10" fill="#ffffff" stroke="#d97706" stroke-width="2"/&gt;&lt;text x="447.0" y="341.74" text-anchor="middle" font-size="11" font-weight="600" fill="#0f172a"&gt;Observability&lt;/text&gt;</w:t>
+        <w:br/>
+        <w:t>&lt;rect x="536" y="314" width="150" height="48" rx="10" fill="#ffffff" stroke="#dc2626" stroke-width="2"/&gt;&lt;text x="611.0" y="341.74" text-anchor="middle" font-size="11" font-weight="600" fill="#0f172a"&gt;Security&lt;/text&gt;</w:t>
+        <w:br/>
+        <w:t>&lt;line x1="380.0" y1="126" x2="380.0" y2="196" stroke="#4338ca" stroke-width="2" marker-end="url(#arrowA)"/&gt;</w:t>
+        <w:br/>
+        <w:t>&lt;line x1="380.0" y1="244" x2="380.0" y2="314" stroke="#4338ca" stroke-width="2" marker-end="url(#arrowA)"/&gt;</w:t>
         <w:br/>
         <w:t>&lt;/svg&gt;</w:t>
       </w:r>
@@ -1384,45 +1390,51 @@
           <w:rFonts w:ascii="Consolas" w:hAnsi="Consolas"/>
           <w:sz w:val="16"/>
         </w:rPr>
-        <w:t>&lt;svg xmlns="http://www.w3.org/2000/svg" width="760" height="360" viewBox="0 0 760 360" font-family="Inter, Arial, sans-serif"&gt;</w:t>
-        <w:br/>
-        <w:t>&lt;rect width="760" height="360" fill="#f8fafc"/&gt;</w:t>
-        <w:br/>
-        <w:t>&lt;text x="380" y="34" text-anchor="middle" font-size="20" font-weight="700" fill="#0f172a"&gt;Security Architecture - Knowledge Graph Construction fr…&lt;/text&gt;</w:t>
-        <w:br/>
-        <w:t>&lt;rect x="290" y="162" width="180" height="56" rx="12" fill="#0f172a"/&gt;</w:t>
-        <w:br/>
-        <w:t>&lt;text x="380" y="195" text-anchor="middle" font-size="14" font-weight="700" fill="#ffffff"&gt;GraphRAG&lt;/text&gt;</w:t>
-        <w:br/>
-        <w:t>&lt;line x1="380" y1="190" x2="380" y2="70" stroke="#94a3b8" stroke-width="2"/&gt;</w:t>
-        <w:br/>
-        <w:t>&lt;rect x="308" y="48" width="144" height="44" rx="10" fill="#ffffff" stroke="#2563eb" stroke-width="2"/&gt;</w:t>
-        <w:br/>
-        <w:t>&lt;text x="380" y="74" text-anchor="middle" font-size="11" fill="#0f172a"&gt;Limits of Vector-On…&lt;/text&gt;</w:t>
-        <w:br/>
-        <w:t>&lt;line x1="380" y1="190" x2="617" y2="153" stroke="#94a3b8" stroke-width="2"/&gt;</w:t>
-        <w:br/>
-        <w:t>&lt;rect x="545" y="131" width="144" height="44" rx="10" fill="#ffffff" stroke="#7c3aed" stroke-width="2"/&gt;</w:t>
-        <w:br/>
-        <w:t>&lt;text x="617" y="157" text-anchor="middle" font-size="11" fill="#0f172a"&gt;Knowledge Graph Con…&lt;/text&gt;</w:t>
-        <w:br/>
-        <w:t>&lt;line x1="380" y1="190" x2="526" y2="287" stroke="#94a3b8" stroke-width="2"/&gt;</w:t>
-        <w:br/>
-        <w:t>&lt;rect x="454" y="265" width="144" height="44" rx="10" fill="#ffffff" stroke="#0891b2" stroke-width="2"/&gt;</w:t>
-        <w:br/>
-        <w:t>&lt;text x="526" y="291" text-anchor="middle" font-size="11" fill="#0f172a"&gt;Entity Resolution a…&lt;/text&gt;</w:t>
-        <w:br/>
-        <w:t>&lt;line x1="380" y1="190" x2="234" y2="287" stroke="#94a3b8" stroke-width="2"/&gt;</w:t>
-        <w:br/>
-        <w:t>&lt;rect x="162" y="265" width="144" height="44" rx="10" fill="#ffffff" stroke="#059669" stroke-width="2"/&gt;</w:t>
-        <w:br/>
-        <w:t>&lt;text x="234" y="291" text-anchor="middle" font-size="11" fill="#0f172a"&gt;Community Detection…&lt;/text&gt;</w:t>
-        <w:br/>
-        <w:t>&lt;line x1="380" y1="190" x2="143" y2="153" stroke="#94a3b8" stroke-width="2"/&gt;</w:t>
-        <w:br/>
-        <w:t>&lt;rect x="71" y="131" width="144" height="44" rx="10" fill="#ffffff" stroke="#d97706" stroke-width="2"/&gt;</w:t>
-        <w:br/>
-        <w:t>&lt;text x="143" y="157" text-anchor="middle" font-size="11" fill="#0f172a"&gt;Local versus Global…&lt;/text&gt;</w:t>
+        <w:t>&lt;svg xmlns="http://www.w3.org/2000/svg" width="760" height="380" viewBox="0 0 760 380" font-family="Inter, Segoe UI, Arial, sans-serif"&gt;</w:t>
+        <w:br/>
+        <w:t>&lt;defs&gt;&lt;marker id="arrow" markerWidth="10" markerHeight="10" refX="8" refY="3" orient="auto" markerUnits="strokeWidth"&gt;&lt;path d="M0,0 L8,3 L0,6 z" fill="#94a3b8"/&gt;&lt;/marker&gt;&lt;marker id="arrowA" markerWidth="10" markerHeight="10" refX="8" refY="3" orient="auto" markerUnits="strokeWidth"&gt;&lt;path d="M0,0 L8,3 L0,6 z" fill="#4338ca"/&gt;&lt;/marker&gt;&lt;/defs&gt;</w:t>
+        <w:br/>
+        <w:t>&lt;rect width="760" height="380" rx="12" fill="#f8fafc"/&gt;</w:t>
+        <w:br/>
+        <w:t>&lt;text x="380" y="30" text-anchor="middle" font-size="17" font-weight="700" fill="#0f172a"&gt;Security Architecture - Knowledge Graph Construction from T…&lt;/text&gt;</w:t>
+        <w:br/>
+        <w:t>&lt;rect x="30" y="48" width="700" height="96" rx="12" fill="#eef2ff" stroke="#e2e8f0"/&gt;</w:t>
+        <w:br/>
+        <w:t>&lt;text x="44" y="66" font-size="11" font-weight="700" fill="#475569"&gt;Consumers&lt;/text&gt;</w:t>
+        <w:br/>
+        <w:t>&lt;rect x="44" y="78" width="150" height="48" rx="10" fill="#ffffff" stroke="#4338ca" stroke-width="2"/&gt;&lt;text x="119.0" y="105.74" text-anchor="middle" font-size="11" font-weight="600" fill="#0f172a"&gt;Users / Apps&lt;/text&gt;</w:t>
+        <w:br/>
+        <w:t>&lt;rect x="208" y="78" width="150" height="48" rx="10" fill="#ffffff" stroke="#7c3aed" stroke-width="2"/&gt;&lt;text x="283.0" y="105.74" text-anchor="middle" font-size="11" font-weight="600" fill="#0f172a"&gt;API Clients&lt;/text&gt;</w:t>
+        <w:br/>
+        <w:t>&lt;rect x="30" y="166" width="700" height="96" rx="12" fill="#f5f3ff" stroke="#e2e8f0"/&gt;</w:t>
+        <w:br/>
+        <w:t>&lt;text x="44" y="184" font-size="11" font-weight="700" fill="#475569"&gt;GraphRAG Platform&lt;/text&gt;</w:t>
+        <w:br/>
+        <w:t>&lt;rect x="44.0" y="196" width="122.8" height="48" rx="10" fill="#ffffff" stroke="#7c3aed" stroke-width="2"/&gt;&lt;text x="105.4" y="223.74" text-anchor="middle" font-size="11" font-weight="600" fill="#0f172a"&gt;Gateway&lt;/text&gt;</w:t>
+        <w:br/>
+        <w:t>&lt;rect x="180.8" y="196" width="122.8" height="48" rx="10" fill="#ffffff" stroke="#0891b2" stroke-width="2"/&gt;&lt;text x="242.20000000000002" y="223.74" text-anchor="middle" font-size="11" font-weight="600" fill="#0f172a"&gt;Limits of Vector-O…&lt;/text&gt;</w:t>
+        <w:br/>
+        <w:t>&lt;rect x="317.6" y="196" width="122.8" height="48" rx="10" fill="#ffffff" stroke="#059669" stroke-width="2"/&gt;&lt;text x="379.0" y="223.74" text-anchor="middle" font-size="11" font-weight="600" fill="#0f172a"&gt;Knowledge Graph Co…&lt;/text&gt;</w:t>
+        <w:br/>
+        <w:t>&lt;rect x="454.40000000000003" y="196" width="122.8" height="48" rx="10" fill="#ffffff" stroke="#d97706" stroke-width="2"/&gt;&lt;text x="515.8000000000001" y="223.74" text-anchor="middle" font-size="11" font-weight="600" fill="#0f172a"&gt;Entity Resolution …&lt;/text&gt;</w:t>
+        <w:br/>
+        <w:t>&lt;rect x="591.2" y="196" width="122.8" height="48" rx="10" fill="#ffffff" stroke="#dc2626" stroke-width="2"/&gt;&lt;text x="652.6" y="223.74" text-anchor="middle" font-size="11" font-weight="600" fill="#0f172a"&gt;Community Detectio…&lt;/text&gt;</w:t>
+        <w:br/>
+        <w:t>&lt;rect x="30" y="284" width="700" height="96" rx="12" fill="#ecfeff" stroke="#e2e8f0"/&gt;</w:t>
+        <w:br/>
+        <w:t>&lt;text x="44" y="302" font-size="11" font-weight="700" fill="#475569"&gt;Data &amp;amp; Operations&lt;/text&gt;</w:t>
+        <w:br/>
+        <w:t>&lt;rect x="44" y="314" width="150" height="48" rx="10" fill="#ffffff" stroke="#0891b2" stroke-width="2"/&gt;&lt;text x="119.0" y="341.74" text-anchor="middle" font-size="11" font-weight="600" fill="#0f172a"&gt;Primary Store&lt;/text&gt;</w:t>
+        <w:br/>
+        <w:t>&lt;rect x="208" y="314" width="150" height="48" rx="10" fill="#ffffff" stroke="#059669" stroke-width="2"/&gt;&lt;text x="283.0" y="341.74" text-anchor="middle" font-size="11" font-weight="600" fill="#0f172a"&gt;Vector Index&lt;/text&gt;</w:t>
+        <w:br/>
+        <w:t>&lt;rect x="372" y="314" width="150" height="48" rx="10" fill="#ffffff" stroke="#d97706" stroke-width="2"/&gt;&lt;text x="447.0" y="341.74" text-anchor="middle" font-size="11" font-weight="600" fill="#0f172a"&gt;Observability&lt;/text&gt;</w:t>
+        <w:br/>
+        <w:t>&lt;rect x="536" y="314" width="150" height="48" rx="10" fill="#ffffff" stroke="#dc2626" stroke-width="2"/&gt;&lt;text x="611.0" y="341.74" text-anchor="middle" font-size="11" font-weight="600" fill="#0f172a"&gt;Security&lt;/text&gt;</w:t>
+        <w:br/>
+        <w:t>&lt;line x1="380.0" y1="126" x2="380.0" y2="196" stroke="#4338ca" stroke-width="2" marker-end="url(#arrowA)"/&gt;</w:t>
+        <w:br/>
+        <w:t>&lt;line x1="380.0" y1="244" x2="380.0" y2="314" stroke="#4338ca" stroke-width="2" marker-end="url(#arrowA)"/&gt;</w:t>
         <w:br/>
         <w:t>&lt;/svg&gt;</w:t>
       </w:r>
@@ -3072,45 +3084,39 @@
           <w:rFonts w:ascii="Consolas" w:hAnsi="Consolas"/>
           <w:sz w:val="16"/>
         </w:rPr>
-        <w:t>&lt;svg xmlns="http://www.w3.org/2000/svg" width="760" height="360" viewBox="0 0 760 360" font-family="Inter, Arial, sans-serif"&gt;</w:t>
-        <w:br/>
-        <w:t>&lt;rect width="760" height="360" fill="#f8fafc"/&gt;</w:t>
-        <w:br/>
-        <w:t>&lt;text x="380" y="34" text-anchor="middle" font-size="20" font-weight="700" fill="#0f172a"&gt;Application Flow - Community Detection and Summarisation&lt;/text&gt;</w:t>
-        <w:br/>
-        <w:t>&lt;rect x="290" y="162" width="180" height="56" rx="12" fill="#0f172a"/&gt;</w:t>
-        <w:br/>
-        <w:t>&lt;text x="380" y="195" text-anchor="middle" font-size="14" font-weight="700" fill="#ffffff"&gt;GraphRAG&lt;/text&gt;</w:t>
-        <w:br/>
-        <w:t>&lt;line x1="380" y1="190" x2="380" y2="70" stroke="#94a3b8" stroke-width="2"/&gt;</w:t>
-        <w:br/>
-        <w:t>&lt;rect x="308" y="48" width="144" height="44" rx="10" fill="#ffffff" stroke="#2563eb" stroke-width="2"/&gt;</w:t>
-        <w:br/>
-        <w:t>&lt;text x="380" y="74" text-anchor="middle" font-size="11" fill="#0f172a"&gt;Limits of Vector-On…&lt;/text&gt;</w:t>
-        <w:br/>
-        <w:t>&lt;line x1="380" y1="190" x2="617" y2="153" stroke="#94a3b8" stroke-width="2"/&gt;</w:t>
-        <w:br/>
-        <w:t>&lt;rect x="545" y="131" width="144" height="44" rx="10" fill="#ffffff" stroke="#7c3aed" stroke-width="2"/&gt;</w:t>
-        <w:br/>
-        <w:t>&lt;text x="617" y="157" text-anchor="middle" font-size="11" fill="#0f172a"&gt;Knowledge Graph Con…&lt;/text&gt;</w:t>
-        <w:br/>
-        <w:t>&lt;line x1="380" y1="190" x2="526" y2="287" stroke="#94a3b8" stroke-width="2"/&gt;</w:t>
-        <w:br/>
-        <w:t>&lt;rect x="454" y="265" width="144" height="44" rx="10" fill="#ffffff" stroke="#0891b2" stroke-width="2"/&gt;</w:t>
-        <w:br/>
-        <w:t>&lt;text x="526" y="291" text-anchor="middle" font-size="11" fill="#0f172a"&gt;Entity Resolution a…&lt;/text&gt;</w:t>
-        <w:br/>
-        <w:t>&lt;line x1="380" y1="190" x2="234" y2="287" stroke="#94a3b8" stroke-width="2"/&gt;</w:t>
-        <w:br/>
-        <w:t>&lt;rect x="162" y="265" width="144" height="44" rx="10" fill="#ffffff" stroke="#059669" stroke-width="2"/&gt;</w:t>
-        <w:br/>
-        <w:t>&lt;text x="234" y="291" text-anchor="middle" font-size="11" fill="#0f172a"&gt;Community Detection…&lt;/text&gt;</w:t>
-        <w:br/>
-        <w:t>&lt;line x1="380" y1="190" x2="143" y2="153" stroke="#94a3b8" stroke-width="2"/&gt;</w:t>
-        <w:br/>
-        <w:t>&lt;rect x="71" y="131" width="144" height="44" rx="10" fill="#ffffff" stroke="#d97706" stroke-width="2"/&gt;</w:t>
-        <w:br/>
-        <w:t>&lt;text x="143" y="157" text-anchor="middle" font-size="11" fill="#0f172a"&gt;Local versus Global…&lt;/text&gt;</w:t>
+        <w:t>&lt;svg xmlns="http://www.w3.org/2000/svg" width="760" height="380" viewBox="0 0 760 380" font-family="Inter, Segoe UI, Arial, sans-serif"&gt;</w:t>
+        <w:br/>
+        <w:t>&lt;defs&gt;&lt;marker id="arrow" markerWidth="10" markerHeight="10" refX="8" refY="3" orient="auto" markerUnits="strokeWidth"&gt;&lt;path d="M0,0 L8,3 L0,6 z" fill="#94a3b8"/&gt;&lt;/marker&gt;&lt;marker id="arrowA" markerWidth="10" markerHeight="10" refX="8" refY="3" orient="auto" markerUnits="strokeWidth"&gt;&lt;path d="M0,0 L8,3 L0,6 z" fill="#4338ca"/&gt;&lt;/marker&gt;&lt;/defs&gt;</w:t>
+        <w:br/>
+        <w:t>&lt;rect width="760" height="380" rx="12" fill="#f8fafc"/&gt;</w:t>
+        <w:br/>
+        <w:t>&lt;text x="380" y="30" text-anchor="middle" font-size="17" font-weight="700" fill="#0f172a"&gt;Application Flow - Community Detection and Summarisation&lt;/text&gt;</w:t>
+        <w:br/>
+        <w:t>&lt;rect x="40.0" y="166.0" width="104" height="60" rx="10" fill="#ffffff" stroke="#4338ca" stroke-width="2"/&gt;&lt;text x="92.0" y="200.08" text-anchor="middle" font-size="12" font-weight="600" fill="#0f172a"&gt;Request&lt;/text&gt;</w:t>
+        <w:br/>
+        <w:t>&lt;rect x="155.2" y="166.0" width="104" height="60" rx="10" fill="#ffffff" stroke="#7c3aed" stroke-width="2"/&gt;&lt;text x="207.2" y="200.08" text-anchor="middle" font-size="12" font-weight="600" fill="#0f172a"&gt;Auth&lt;/text&gt;</w:t>
+        <w:br/>
+        <w:t>&lt;line x1="144.0" y1="196.0" x2="155.2" y2="196.0" stroke="#4338ca" stroke-width="2" marker-end="url(#arrowA)"/&gt;</w:t>
+        <w:br/>
+        <w:t>&lt;rect x="270.4" y="166.0" width="104" height="60" rx="10" fill="#ffffff" stroke="#0891b2" stroke-width="2"/&gt;&lt;text x="322.4" y="200.08" text-anchor="middle" font-size="12" font-weight="600" fill="#0f172a"&gt;Route&lt;/text&gt;</w:t>
+        <w:br/>
+        <w:t>&lt;line x1="259.2" y1="196.0" x2="270.4" y2="196.0" stroke="#4338ca" stroke-width="2" marker-end="url(#arrowA)"/&gt;</w:t>
+        <w:br/>
+        <w:t>&lt;rect x="385.6" y="166.0" width="104" height="60" rx="10" fill="#ffffff" stroke="#059669" stroke-width="2"/&gt;&lt;text x="437.6" y="200.08" text-anchor="middle" font-size="12" font-weight="600" fill="#0f172a"&gt;Process&lt;/text&gt;</w:t>
+        <w:br/>
+        <w:t>&lt;line x1="374.4" y1="196.0" x2="385.6" y2="196.0" stroke="#4338ca" stroke-width="2" marker-end="url(#arrowA)"/&gt;</w:t>
+        <w:br/>
+        <w:t>&lt;rect x="500.8" y="166.0" width="104" height="60" rx="10" fill="#ffffff" stroke="#d97706" stroke-width="2"/&gt;&lt;text x="552.8" y="200.08" text-anchor="middle" font-size="12" font-weight="600" fill="#0f172a"&gt;Persist&lt;/text&gt;</w:t>
+        <w:br/>
+        <w:t>&lt;line x1="489.6" y1="196.0" x2="500.8" y2="196.0" stroke="#4338ca" stroke-width="2" marker-end="url(#arrowA)"/&gt;</w:t>
+        <w:br/>
+        <w:t>&lt;rect x="616.0" y="166.0" width="104" height="60" rx="10" fill="#ffffff" stroke="#dc2626" stroke-width="2"/&gt;&lt;text x="668.0" y="200.08" text-anchor="middle" font-size="12" font-weight="600" fill="#0f172a"&gt;Respond&lt;/text&gt;</w:t>
+        <w:br/>
+        <w:t>&lt;line x1="604.8" y1="196.0" x2="616.0" y2="196.0" stroke="#4338ca" stroke-width="2" marker-end="url(#arrowA)"/&gt;</w:t>
+        <w:br/>
+        <w:t>&lt;path d="M668.0,226.0 q0,46 -288.0,46 q-288.0,0 -288.0,-46" fill="none" stroke="#cbd5e1" stroke-width="1.6" stroke-dasharray="5 4" marker-end="url(#arrow)"/&gt;</w:t>
+        <w:br/>
+        <w:t>&lt;text x="380.0" y="288.0" text-anchor="middle" font-size="9.5" fill="#94a3b8"&gt;feedback / monitoring loop&lt;/text&gt;</w:t>
         <w:br/>
         <w:t>&lt;/svg&gt;</w:t>
       </w:r>
@@ -3910,45 +3916,41 @@
           <w:rFonts w:ascii="Consolas" w:hAnsi="Consolas"/>
           <w:sz w:val="16"/>
         </w:rPr>
-        <w:t>&lt;svg xmlns="http://www.w3.org/2000/svg" width="760" height="360" viewBox="0 0 760 360" font-family="Inter, Arial, sans-serif"&gt;</w:t>
-        <w:br/>
-        <w:t>&lt;rect width="760" height="360" fill="#f8fafc"/&gt;</w:t>
-        <w:br/>
-        <w:t>&lt;text x="380" y="34" text-anchor="middle" font-size="20" font-weight="700" fill="#0f172a"&gt;Knowledge Graph - Local versus Global Search&lt;/text&gt;</w:t>
-        <w:br/>
-        <w:t>&lt;rect x="290" y="162" width="180" height="56" rx="12" fill="#0f172a"/&gt;</w:t>
-        <w:br/>
-        <w:t>&lt;text x="380" y="195" text-anchor="middle" font-size="14" font-weight="700" fill="#ffffff"&gt;GraphRAG&lt;/text&gt;</w:t>
-        <w:br/>
-        <w:t>&lt;line x1="380" y1="190" x2="380" y2="70" stroke="#94a3b8" stroke-width="2"/&gt;</w:t>
-        <w:br/>
-        <w:t>&lt;rect x="308" y="48" width="144" height="44" rx="10" fill="#ffffff" stroke="#2563eb" stroke-width="2"/&gt;</w:t>
-        <w:br/>
-        <w:t>&lt;text x="380" y="74" text-anchor="middle" font-size="11" fill="#0f172a"&gt;Limits of Vector-On…&lt;/text&gt;</w:t>
-        <w:br/>
-        <w:t>&lt;line x1="380" y1="190" x2="617" y2="153" stroke="#94a3b8" stroke-width="2"/&gt;</w:t>
-        <w:br/>
-        <w:t>&lt;rect x="545" y="131" width="144" height="44" rx="10" fill="#ffffff" stroke="#7c3aed" stroke-width="2"/&gt;</w:t>
-        <w:br/>
-        <w:t>&lt;text x="617" y="157" text-anchor="middle" font-size="11" fill="#0f172a"&gt;Knowledge Graph Con…&lt;/text&gt;</w:t>
-        <w:br/>
-        <w:t>&lt;line x1="380" y1="190" x2="526" y2="287" stroke="#94a3b8" stroke-width="2"/&gt;</w:t>
-        <w:br/>
-        <w:t>&lt;rect x="454" y="265" width="144" height="44" rx="10" fill="#ffffff" stroke="#0891b2" stroke-width="2"/&gt;</w:t>
-        <w:br/>
-        <w:t>&lt;text x="526" y="291" text-anchor="middle" font-size="11" fill="#0f172a"&gt;Entity Resolution a…&lt;/text&gt;</w:t>
-        <w:br/>
-        <w:t>&lt;line x1="380" y1="190" x2="234" y2="287" stroke="#94a3b8" stroke-width="2"/&gt;</w:t>
-        <w:br/>
-        <w:t>&lt;rect x="162" y="265" width="144" height="44" rx="10" fill="#ffffff" stroke="#059669" stroke-width="2"/&gt;</w:t>
-        <w:br/>
-        <w:t>&lt;text x="234" y="291" text-anchor="middle" font-size="11" fill="#0f172a"&gt;Community Detection…&lt;/text&gt;</w:t>
-        <w:br/>
-        <w:t>&lt;line x1="380" y1="190" x2="143" y2="153" stroke="#94a3b8" stroke-width="2"/&gt;</w:t>
-        <w:br/>
-        <w:t>&lt;rect x="71" y="131" width="144" height="44" rx="10" fill="#ffffff" stroke="#d97706" stroke-width="2"/&gt;</w:t>
-        <w:br/>
-        <w:t>&lt;text x="143" y="157" text-anchor="middle" font-size="11" fill="#0f172a"&gt;Local versus Global…&lt;/text&gt;</w:t>
+        <w:t>&lt;svg xmlns="http://www.w3.org/2000/svg" width="760" height="380" viewBox="0 0 760 380" font-family="Inter, Segoe UI, Arial, sans-serif"&gt;</w:t>
+        <w:br/>
+        <w:t>&lt;defs&gt;&lt;marker id="arrow" markerWidth="10" markerHeight="10" refX="8" refY="3" orient="auto" markerUnits="strokeWidth"&gt;&lt;path d="M0,0 L8,3 L0,6 z" fill="#94a3b8"/&gt;&lt;/marker&gt;&lt;marker id="arrowA" markerWidth="10" markerHeight="10" refX="8" refY="3" orient="auto" markerUnits="strokeWidth"&gt;&lt;path d="M0,0 L8,3 L0,6 z" fill="#4338ca"/&gt;&lt;/marker&gt;&lt;/defs&gt;</w:t>
+        <w:br/>
+        <w:t>&lt;rect width="760" height="380" rx="12" fill="#f8fafc"/&gt;</w:t>
+        <w:br/>
+        <w:t>&lt;text x="380" y="30" text-anchor="middle" font-size="17" font-weight="700" fill="#0f172a"&gt;Knowledge Graph - Local versus Global Search&lt;/text&gt;</w:t>
+        <w:br/>
+        <w:t>&lt;circle cx="380.0" cy="198.0" r="46" fill="#0f172a"/&gt;</w:t>
+        <w:br/>
+        <w:t>&lt;text x="380.0" y="202.0" text-anchor="middle" font-size="12" font-weight="700" fill="#ffffff"&gt;GraphRAG&lt;/text&gt;</w:t>
+        <w:br/>
+        <w:t>&lt;line x1="380.0" y1="152.0" x2="380.0" y2="92.0" stroke="#94a3b8" stroke-width="2" marker-end="url(#arrow)"/&gt;</w:t>
+        <w:br/>
+        <w:t>&lt;rect x="306.0" y="58.0" width="148" height="44" rx="10" fill="#ffffff" stroke="#4338ca" stroke-width="2"/&gt;&lt;text x="380.0" y="83.74" text-anchor="middle" font-size="11" font-weight="600" fill="#0f172a"&gt;Limits of Vector-Only R…&lt;/text&gt;</w:t>
+        <w:br/>
+        <w:t>&lt;line x1="419.83716857408416" y1="175.0" x2="575.7217412552832" y2="145.0" stroke="#94a3b8" stroke-width="2" marker-end="url(#arrow)"/&gt;</w:t>
+        <w:br/>
+        <w:t>&lt;rect x="522.5063509461097" y="117.0" width="148" height="44" rx="10" fill="#ffffff" stroke="#7c3aed" stroke-width="2"/&gt;&lt;text x="596.5063509461097" y="142.74" text-anchor="middle" font-size="11" font-weight="600" fill="#0f172a"&gt;Knowledge Graph Constru…&lt;/text&gt;</w:t>
+        <w:br/>
+        <w:t>&lt;line x1="419.83716857408416" y1="221.0" x2="575.7217412552832" y2="251.0" stroke="#94a3b8" stroke-width="2" marker-end="url(#arrow)"/&gt;</w:t>
+        <w:br/>
+        <w:t>&lt;rect x="522.5063509461097" y="235.0" width="148" height="44" rx="10" fill="#ffffff" stroke="#0891b2" stroke-width="2"/&gt;&lt;text x="596.5063509461097" y="260.74" text-anchor="middle" font-size="11" font-weight="600" fill="#0f172a"&gt;Entity Resolution and D…&lt;/text&gt;</w:t>
+        <w:br/>
+        <w:t>&lt;line x1="380.0" y1="244.0" x2="380.0" y2="304.0" stroke="#94a3b8" stroke-width="2" marker-end="url(#arrow)"/&gt;</w:t>
+        <w:br/>
+        <w:t>&lt;rect x="306.0" y="294.0" width="148" height="44" rx="10" fill="#ffffff" stroke="#059669" stroke-width="2"/&gt;&lt;text x="380.0" y="319.74" text-anchor="middle" font-size="11" font-weight="600" fill="#0f172a"&gt;Community Detection and…&lt;/text&gt;</w:t>
+        <w:br/>
+        <w:t>&lt;line x1="340.16283142591584" y1="221.0" x2="184.2782587447169" y2="251.00000000000006" stroke="#94a3b8" stroke-width="2" marker-end="url(#arrow)"/&gt;</w:t>
+        <w:br/>
+        <w:t>&lt;rect x="89.49364905389038" y="235.00000000000006" width="148" height="44" rx="10" fill="#ffffff" stroke="#d97706" stroke-width="2"/&gt;&lt;text x="163.49364905389038" y="260.74000000000007" text-anchor="middle" font-size="11" font-weight="600" fill="#0f172a"&gt;Local versus Global Sea…&lt;/text&gt;</w:t>
+        <w:br/>
+        <w:t>&lt;line x1="340.16283142591584" y1="175.0" x2="184.27825874471688" y2="145.0" stroke="#94a3b8" stroke-width="2" marker-end="url(#arrow)"/&gt;</w:t>
+        <w:br/>
+        <w:t>&lt;rect x="89.49364905389035" y="117.0" width="148" height="44" rx="10" fill="#ffffff" stroke="#dc2626" stroke-width="2"/&gt;&lt;text x="163.49364905389035" y="142.74" text-anchor="middle" font-size="11" font-weight="600" fill="#0f172a"&gt;Graph + Vector Hybrid R…&lt;/text&gt;</w:t>
         <w:br/>
         <w:t>&lt;/svg&gt;</w:t>
       </w:r>
@@ -7262,45 +7264,41 @@
           <w:rFonts w:ascii="Consolas" w:hAnsi="Consolas"/>
           <w:sz w:val="16"/>
         </w:rPr>
-        <w:t>&lt;svg xmlns="http://www.w3.org/2000/svg" width="760" height="360" viewBox="0 0 760 360" font-family="Inter, Arial, sans-serif"&gt;</w:t>
-        <w:br/>
-        <w:t>&lt;rect width="760" height="360" fill="#f8fafc"/&gt;</w:t>
-        <w:br/>
-        <w:t>&lt;text x="380" y="34" text-anchor="middle" font-size="20" font-weight="700" fill="#0f172a"&gt;Operating Model - Evaluation of GraphRAG&lt;/text&gt;</w:t>
-        <w:br/>
-        <w:t>&lt;rect x="290" y="162" width="180" height="56" rx="12" fill="#0f172a"/&gt;</w:t>
-        <w:br/>
-        <w:t>&lt;text x="380" y="195" text-anchor="middle" font-size="14" font-weight="700" fill="#ffffff"&gt;GraphRAG&lt;/text&gt;</w:t>
-        <w:br/>
-        <w:t>&lt;line x1="380" y1="190" x2="380" y2="70" stroke="#94a3b8" stroke-width="2"/&gt;</w:t>
-        <w:br/>
-        <w:t>&lt;rect x="308" y="48" width="144" height="44" rx="10" fill="#ffffff" stroke="#2563eb" stroke-width="2"/&gt;</w:t>
-        <w:br/>
-        <w:t>&lt;text x="380" y="74" text-anchor="middle" font-size="11" fill="#0f172a"&gt;Limits of Vector-On…&lt;/text&gt;</w:t>
-        <w:br/>
-        <w:t>&lt;line x1="380" y1="190" x2="617" y2="153" stroke="#94a3b8" stroke-width="2"/&gt;</w:t>
-        <w:br/>
-        <w:t>&lt;rect x="545" y="131" width="144" height="44" rx="10" fill="#ffffff" stroke="#7c3aed" stroke-width="2"/&gt;</w:t>
-        <w:br/>
-        <w:t>&lt;text x="617" y="157" text-anchor="middle" font-size="11" fill="#0f172a"&gt;Knowledge Graph Con…&lt;/text&gt;</w:t>
-        <w:br/>
-        <w:t>&lt;line x1="380" y1="190" x2="526" y2="287" stroke="#94a3b8" stroke-width="2"/&gt;</w:t>
-        <w:br/>
-        <w:t>&lt;rect x="454" y="265" width="144" height="44" rx="10" fill="#ffffff" stroke="#0891b2" stroke-width="2"/&gt;</w:t>
-        <w:br/>
-        <w:t>&lt;text x="526" y="291" text-anchor="middle" font-size="11" fill="#0f172a"&gt;Entity Resolution a…&lt;/text&gt;</w:t>
-        <w:br/>
-        <w:t>&lt;line x1="380" y1="190" x2="234" y2="287" stroke="#94a3b8" stroke-width="2"/&gt;</w:t>
-        <w:br/>
-        <w:t>&lt;rect x="162" y="265" width="144" height="44" rx="10" fill="#ffffff" stroke="#059669" stroke-width="2"/&gt;</w:t>
-        <w:br/>
-        <w:t>&lt;text x="234" y="291" text-anchor="middle" font-size="11" fill="#0f172a"&gt;Community Detection…&lt;/text&gt;</w:t>
-        <w:br/>
-        <w:t>&lt;line x1="380" y1="190" x2="143" y2="153" stroke="#94a3b8" stroke-width="2"/&gt;</w:t>
-        <w:br/>
-        <w:t>&lt;rect x="71" y="131" width="144" height="44" rx="10" fill="#ffffff" stroke="#d97706" stroke-width="2"/&gt;</w:t>
-        <w:br/>
-        <w:t>&lt;text x="143" y="157" text-anchor="middle" font-size="11" fill="#0f172a"&gt;Local versus Global…&lt;/text&gt;</w:t>
+        <w:t>&lt;svg xmlns="http://www.w3.org/2000/svg" width="760" height="380" viewBox="0 0 760 380" font-family="Inter, Segoe UI, Arial, sans-serif"&gt;</w:t>
+        <w:br/>
+        <w:t>&lt;defs&gt;&lt;marker id="arrow" markerWidth="10" markerHeight="10" refX="8" refY="3" orient="auto" markerUnits="strokeWidth"&gt;&lt;path d="M0,0 L8,3 L0,6 z" fill="#94a3b8"/&gt;&lt;/marker&gt;&lt;marker id="arrowA" markerWidth="10" markerHeight="10" refX="8" refY="3" orient="auto" markerUnits="strokeWidth"&gt;&lt;path d="M0,0 L8,3 L0,6 z" fill="#4338ca"/&gt;&lt;/marker&gt;&lt;/defs&gt;</w:t>
+        <w:br/>
+        <w:t>&lt;rect width="760" height="380" rx="12" fill="#f8fafc"/&gt;</w:t>
+        <w:br/>
+        <w:t>&lt;text x="380" y="30" text-anchor="middle" font-size="17" font-weight="700" fill="#0f172a"&gt;Operating Model - Evaluation of GraphRAG&lt;/text&gt;</w:t>
+        <w:br/>
+        <w:t>&lt;circle cx="380.0" cy="198.0" r="46" fill="#0f172a"/&gt;</w:t>
+        <w:br/>
+        <w:t>&lt;text x="380.0" y="202.0" text-anchor="middle" font-size="12" font-weight="700" fill="#ffffff"&gt;GraphRAG&lt;/text&gt;</w:t>
+        <w:br/>
+        <w:t>&lt;line x1="380.0" y1="152.0" x2="380.0" y2="92.0" stroke="#94a3b8" stroke-width="2" marker-end="url(#arrow)"/&gt;</w:t>
+        <w:br/>
+        <w:t>&lt;rect x="306.0" y="58.0" width="148" height="44" rx="10" fill="#ffffff" stroke="#4338ca" stroke-width="2"/&gt;&lt;text x="380.0" y="83.74" text-anchor="middle" font-size="11" font-weight="600" fill="#0f172a"&gt;Limits of Vector-Only R…&lt;/text&gt;</w:t>
+        <w:br/>
+        <w:t>&lt;line x1="419.83716857408416" y1="175.0" x2="575.7217412552832" y2="145.0" stroke="#94a3b8" stroke-width="2" marker-end="url(#arrow)"/&gt;</w:t>
+        <w:br/>
+        <w:t>&lt;rect x="522.5063509461097" y="117.0" width="148" height="44" rx="10" fill="#ffffff" stroke="#7c3aed" stroke-width="2"/&gt;&lt;text x="596.5063509461097" y="142.74" text-anchor="middle" font-size="11" font-weight="600" fill="#0f172a"&gt;Knowledge Graph Constru…&lt;/text&gt;</w:t>
+        <w:br/>
+        <w:t>&lt;line x1="419.83716857408416" y1="221.0" x2="575.7217412552832" y2="251.0" stroke="#94a3b8" stroke-width="2" marker-end="url(#arrow)"/&gt;</w:t>
+        <w:br/>
+        <w:t>&lt;rect x="522.5063509461097" y="235.0" width="148" height="44" rx="10" fill="#ffffff" stroke="#0891b2" stroke-width="2"/&gt;&lt;text x="596.5063509461097" y="260.74" text-anchor="middle" font-size="11" font-weight="600" fill="#0f172a"&gt;Entity Resolution and D…&lt;/text&gt;</w:t>
+        <w:br/>
+        <w:t>&lt;line x1="380.0" y1="244.0" x2="380.0" y2="304.0" stroke="#94a3b8" stroke-width="2" marker-end="url(#arrow)"/&gt;</w:t>
+        <w:br/>
+        <w:t>&lt;rect x="306.0" y="294.0" width="148" height="44" rx="10" fill="#ffffff" stroke="#059669" stroke-width="2"/&gt;&lt;text x="380.0" y="319.74" text-anchor="middle" font-size="11" font-weight="600" fill="#0f172a"&gt;Community Detection and…&lt;/text&gt;</w:t>
+        <w:br/>
+        <w:t>&lt;line x1="340.16283142591584" y1="221.0" x2="184.2782587447169" y2="251.00000000000006" stroke="#94a3b8" stroke-width="2" marker-end="url(#arrow)"/&gt;</w:t>
+        <w:br/>
+        <w:t>&lt;rect x="89.49364905389038" y="235.00000000000006" width="148" height="44" rx="10" fill="#ffffff" stroke="#d97706" stroke-width="2"/&gt;&lt;text x="163.49364905389038" y="260.74000000000007" text-anchor="middle" font-size="11" font-weight="600" fill="#0f172a"&gt;Local versus Global Sea…&lt;/text&gt;</w:t>
+        <w:br/>
+        <w:t>&lt;line x1="340.16283142591584" y1="175.0" x2="184.27825874471688" y2="145.0" stroke="#94a3b8" stroke-width="2" marker-end="url(#arrow)"/&gt;</w:t>
+        <w:br/>
+        <w:t>&lt;rect x="89.49364905389035" y="117.0" width="148" height="44" rx="10" fill="#ffffff" stroke="#dc2626" stroke-width="2"/&gt;&lt;text x="163.49364905389035" y="142.74" text-anchor="middle" font-size="11" font-weight="600" fill="#0f172a"&gt;Graph + Vector Hybrid R…&lt;/text&gt;</w:t>
         <w:br/>
         <w:t>&lt;/svg&gt;</w:t>
       </w:r>
@@ -12239,45 +12237,39 @@
           <w:rFonts w:ascii="Consolas" w:hAnsi="Consolas"/>
           <w:sz w:val="16"/>
         </w:rPr>
-        <w:t>&lt;svg xmlns="http://www.w3.org/2000/svg" width="760" height="360" viewBox="0 0 760 360" font-family="Inter, Arial, sans-serif"&gt;</w:t>
-        <w:br/>
-        <w:t>&lt;rect width="760" height="360" fill="#f8fafc"/&gt;</w:t>
-        <w:br/>
-        <w:t>&lt;text x="380" y="34" text-anchor="middle" font-size="20" font-weight="700" fill="#0f172a"&gt;Data Lineage - Putting It Together: A Reference Impleme…&lt;/text&gt;</w:t>
-        <w:br/>
-        <w:t>&lt;rect x="290" y="162" width="180" height="56" rx="12" fill="#0f172a"/&gt;</w:t>
-        <w:br/>
-        <w:t>&lt;text x="380" y="195" text-anchor="middle" font-size="14" font-weight="700" fill="#ffffff"&gt;GraphRAG&lt;/text&gt;</w:t>
-        <w:br/>
-        <w:t>&lt;line x1="380" y1="190" x2="380" y2="70" stroke="#94a3b8" stroke-width="2"/&gt;</w:t>
-        <w:br/>
-        <w:t>&lt;rect x="308" y="48" width="144" height="44" rx="10" fill="#ffffff" stroke="#2563eb" stroke-width="2"/&gt;</w:t>
-        <w:br/>
-        <w:t>&lt;text x="380" y="74" text-anchor="middle" font-size="11" fill="#0f172a"&gt;Limits of Vector-On…&lt;/text&gt;</w:t>
-        <w:br/>
-        <w:t>&lt;line x1="380" y1="190" x2="617" y2="153" stroke="#94a3b8" stroke-width="2"/&gt;</w:t>
-        <w:br/>
-        <w:t>&lt;rect x="545" y="131" width="144" height="44" rx="10" fill="#ffffff" stroke="#7c3aed" stroke-width="2"/&gt;</w:t>
-        <w:br/>
-        <w:t>&lt;text x="617" y="157" text-anchor="middle" font-size="11" fill="#0f172a"&gt;Knowledge Graph Con…&lt;/text&gt;</w:t>
-        <w:br/>
-        <w:t>&lt;line x1="380" y1="190" x2="526" y2="287" stroke="#94a3b8" stroke-width="2"/&gt;</w:t>
-        <w:br/>
-        <w:t>&lt;rect x="454" y="265" width="144" height="44" rx="10" fill="#ffffff" stroke="#0891b2" stroke-width="2"/&gt;</w:t>
-        <w:br/>
-        <w:t>&lt;text x="526" y="291" text-anchor="middle" font-size="11" fill="#0f172a"&gt;Entity Resolution a…&lt;/text&gt;</w:t>
-        <w:br/>
-        <w:t>&lt;line x1="380" y1="190" x2="234" y2="287" stroke="#94a3b8" stroke-width="2"/&gt;</w:t>
-        <w:br/>
-        <w:t>&lt;rect x="162" y="265" width="144" height="44" rx="10" fill="#ffffff" stroke="#059669" stroke-width="2"/&gt;</w:t>
-        <w:br/>
-        <w:t>&lt;text x="234" y="291" text-anchor="middle" font-size="11" fill="#0f172a"&gt;Community Detection…&lt;/text&gt;</w:t>
-        <w:br/>
-        <w:t>&lt;line x1="380" y1="190" x2="143" y2="153" stroke="#94a3b8" stroke-width="2"/&gt;</w:t>
-        <w:br/>
-        <w:t>&lt;rect x="71" y="131" width="144" height="44" rx="10" fill="#ffffff" stroke="#d97706" stroke-width="2"/&gt;</w:t>
-        <w:br/>
-        <w:t>&lt;text x="143" y="157" text-anchor="middle" font-size="11" fill="#0f172a"&gt;Local versus Global…&lt;/text&gt;</w:t>
+        <w:t>&lt;svg xmlns="http://www.w3.org/2000/svg" width="760" height="380" viewBox="0 0 760 380" font-family="Inter, Segoe UI, Arial, sans-serif"&gt;</w:t>
+        <w:br/>
+        <w:t>&lt;defs&gt;&lt;marker id="arrow" markerWidth="10" markerHeight="10" refX="8" refY="3" orient="auto" markerUnits="strokeWidth"&gt;&lt;path d="M0,0 L8,3 L0,6 z" fill="#94a3b8"/&gt;&lt;/marker&gt;&lt;marker id="arrowA" markerWidth="10" markerHeight="10" refX="8" refY="3" orient="auto" markerUnits="strokeWidth"&gt;&lt;path d="M0,0 L8,3 L0,6 z" fill="#4338ca"/&gt;&lt;/marker&gt;&lt;/defs&gt;</w:t>
+        <w:br/>
+        <w:t>&lt;rect width="760" height="380" rx="12" fill="#f8fafc"/&gt;</w:t>
+        <w:br/>
+        <w:t>&lt;text x="380" y="30" text-anchor="middle" font-size="17" font-weight="700" fill="#0f172a"&gt;Data Lineage - Putting It Together: A Reference Implementat…&lt;/text&gt;</w:t>
+        <w:br/>
+        <w:t>&lt;rect x="40.0" y="166.0" width="104" height="60" rx="10" fill="#ffffff" stroke="#4338ca" stroke-width="2"/&gt;&lt;text x="92.0" y="200.08" text-anchor="middle" font-size="12" font-weight="600" fill="#0f172a"&gt;Source&lt;/text&gt;</w:t>
+        <w:br/>
+        <w:t>&lt;rect x="155.2" y="166.0" width="104" height="60" rx="10" fill="#ffffff" stroke="#7c3aed" stroke-width="2"/&gt;&lt;text x="207.2" y="200.08" text-anchor="middle" font-size="12" font-weight="600" fill="#0f172a"&gt;Raw&lt;/text&gt;</w:t>
+        <w:br/>
+        <w:t>&lt;line x1="144.0" y1="196.0" x2="155.2" y2="196.0" stroke="#4338ca" stroke-width="2" marker-end="url(#arrowA)"/&gt;</w:t>
+        <w:br/>
+        <w:t>&lt;rect x="270.4" y="166.0" width="104" height="60" rx="10" fill="#ffffff" stroke="#0891b2" stroke-width="2"/&gt;&lt;text x="322.4" y="200.08" text-anchor="middle" font-size="12" font-weight="600" fill="#0f172a"&gt;Curated&lt;/text&gt;</w:t>
+        <w:br/>
+        <w:t>&lt;line x1="259.2" y1="196.0" x2="270.4" y2="196.0" stroke="#4338ca" stroke-width="2" marker-end="url(#arrowA)"/&gt;</w:t>
+        <w:br/>
+        <w:t>&lt;rect x="385.6" y="166.0" width="104" height="60" rx="10" fill="#ffffff" stroke="#059669" stroke-width="2"/&gt;&lt;text x="437.6" y="200.08" text-anchor="middle" font-size="12" font-weight="600" fill="#0f172a"&gt;Feature&lt;/text&gt;</w:t>
+        <w:br/>
+        <w:t>&lt;line x1="374.4" y1="196.0" x2="385.6" y2="196.0" stroke="#4338ca" stroke-width="2" marker-end="url(#arrowA)"/&gt;</w:t>
+        <w:br/>
+        <w:t>&lt;rect x="500.8" y="166.0" width="104" height="60" rx="10" fill="#ffffff" stroke="#d97706" stroke-width="2"/&gt;&lt;text x="552.8" y="200.08" text-anchor="middle" font-size="12" font-weight="600" fill="#0f172a"&gt;Model&lt;/text&gt;</w:t>
+        <w:br/>
+        <w:t>&lt;line x1="489.6" y1="196.0" x2="500.8" y2="196.0" stroke="#4338ca" stroke-width="2" marker-end="url(#arrowA)"/&gt;</w:t>
+        <w:br/>
+        <w:t>&lt;rect x="616.0" y="166.0" width="104" height="60" rx="10" fill="#ffffff" stroke="#dc2626" stroke-width="2"/&gt;&lt;text x="668.0" y="200.08" text-anchor="middle" font-size="12" font-weight="600" fill="#0f172a"&gt;Serving&lt;/text&gt;</w:t>
+        <w:br/>
+        <w:t>&lt;line x1="604.8" y1="196.0" x2="616.0" y2="196.0" stroke="#4338ca" stroke-width="2" marker-end="url(#arrowA)"/&gt;</w:t>
+        <w:br/>
+        <w:t>&lt;path d="M668.0,226.0 q0,46 -288.0,46 q-288.0,0 -288.0,-46" fill="none" stroke="#cbd5e1" stroke-width="1.6" stroke-dasharray="5 4" marker-end="url(#arrow)"/&gt;</w:t>
+        <w:br/>
+        <w:t>&lt;text x="380.0" y="288.0" text-anchor="middle" font-size="9.5" fill="#94a3b8"&gt;feedback / monitoring loop&lt;/text&gt;</w:t>
         <w:br/>
         <w:t>&lt;/svg&gt;</w:t>
       </w:r>
@@ -13187,45 +13179,39 @@
           <w:rFonts w:ascii="Consolas" w:hAnsi="Consolas"/>
           <w:sz w:val="16"/>
         </w:rPr>
-        <w:t>&lt;svg xmlns="http://www.w3.org/2000/svg" width="760" height="360" viewBox="0 0 760 360" font-family="Inter, Arial, sans-serif"&gt;</w:t>
-        <w:br/>
-        <w:t>&lt;rect width="760" height="360" fill="#f8fafc"/&gt;</w:t>
-        <w:br/>
-        <w:t>&lt;text x="380" y="34" text-anchor="middle" font-size="20" font-weight="700" fill="#0f172a"&gt;Data Flow - Hands-On Lab: Building an End-to-End GraphR…&lt;/text&gt;</w:t>
-        <w:br/>
-        <w:t>&lt;rect x="290" y="162" width="180" height="56" rx="12" fill="#0f172a"/&gt;</w:t>
-        <w:br/>
-        <w:t>&lt;text x="380" y="195" text-anchor="middle" font-size="14" font-weight="700" fill="#ffffff"&gt;GraphRAG&lt;/text&gt;</w:t>
-        <w:br/>
-        <w:t>&lt;line x1="380" y1="190" x2="380" y2="70" stroke="#94a3b8" stroke-width="2"/&gt;</w:t>
-        <w:br/>
-        <w:t>&lt;rect x="308" y="48" width="144" height="44" rx="10" fill="#ffffff" stroke="#2563eb" stroke-width="2"/&gt;</w:t>
-        <w:br/>
-        <w:t>&lt;text x="380" y="74" text-anchor="middle" font-size="11" fill="#0f172a"&gt;Limits of Vector-On…&lt;/text&gt;</w:t>
-        <w:br/>
-        <w:t>&lt;line x1="380" y1="190" x2="617" y2="153" stroke="#94a3b8" stroke-width="2"/&gt;</w:t>
-        <w:br/>
-        <w:t>&lt;rect x="545" y="131" width="144" height="44" rx="10" fill="#ffffff" stroke="#7c3aed" stroke-width="2"/&gt;</w:t>
-        <w:br/>
-        <w:t>&lt;text x="617" y="157" text-anchor="middle" font-size="11" fill="#0f172a"&gt;Knowledge Graph Con…&lt;/text&gt;</w:t>
-        <w:br/>
-        <w:t>&lt;line x1="380" y1="190" x2="526" y2="287" stroke="#94a3b8" stroke-width="2"/&gt;</w:t>
-        <w:br/>
-        <w:t>&lt;rect x="454" y="265" width="144" height="44" rx="10" fill="#ffffff" stroke="#0891b2" stroke-width="2"/&gt;</w:t>
-        <w:br/>
-        <w:t>&lt;text x="526" y="291" text-anchor="middle" font-size="11" fill="#0f172a"&gt;Entity Resolution a…&lt;/text&gt;</w:t>
-        <w:br/>
-        <w:t>&lt;line x1="380" y1="190" x2="234" y2="287" stroke="#94a3b8" stroke-width="2"/&gt;</w:t>
-        <w:br/>
-        <w:t>&lt;rect x="162" y="265" width="144" height="44" rx="10" fill="#ffffff" stroke="#059669" stroke-width="2"/&gt;</w:t>
-        <w:br/>
-        <w:t>&lt;text x="234" y="291" text-anchor="middle" font-size="11" fill="#0f172a"&gt;Community Detection…&lt;/text&gt;</w:t>
-        <w:br/>
-        <w:t>&lt;line x1="380" y1="190" x2="143" y2="153" stroke="#94a3b8" stroke-width="2"/&gt;</w:t>
-        <w:br/>
-        <w:t>&lt;rect x="71" y="131" width="144" height="44" rx="10" fill="#ffffff" stroke="#d97706" stroke-width="2"/&gt;</w:t>
-        <w:br/>
-        <w:t>&lt;text x="143" y="157" text-anchor="middle" font-size="11" fill="#0f172a"&gt;Local versus Global…&lt;/text&gt;</w:t>
+        <w:t>&lt;svg xmlns="http://www.w3.org/2000/svg" width="760" height="380" viewBox="0 0 760 380" font-family="Inter, Segoe UI, Arial, sans-serif"&gt;</w:t>
+        <w:br/>
+        <w:t>&lt;defs&gt;&lt;marker id="arrow" markerWidth="10" markerHeight="10" refX="8" refY="3" orient="auto" markerUnits="strokeWidth"&gt;&lt;path d="M0,0 L8,3 L0,6 z" fill="#94a3b8"/&gt;&lt;/marker&gt;&lt;marker id="arrowA" markerWidth="10" markerHeight="10" refX="8" refY="3" orient="auto" markerUnits="strokeWidth"&gt;&lt;path d="M0,0 L8,3 L0,6 z" fill="#4338ca"/&gt;&lt;/marker&gt;&lt;/defs&gt;</w:t>
+        <w:br/>
+        <w:t>&lt;rect width="760" height="380" rx="12" fill="#f8fafc"/&gt;</w:t>
+        <w:br/>
+        <w:t>&lt;text x="380" y="30" text-anchor="middle" font-size="17" font-weight="700" fill="#0f172a"&gt;Data Flow - Hands-On Lab: Building an End-to-End GraphRAG S…&lt;/text&gt;</w:t>
+        <w:br/>
+        <w:t>&lt;rect x="40.0" y="166.0" width="104" height="60" rx="10" fill="#ffffff" stroke="#4338ca" stroke-width="2"/&gt;&lt;text x="92.0" y="200.08" text-anchor="middle" font-size="12" font-weight="600" fill="#0f172a"&gt;Sources&lt;/text&gt;</w:t>
+        <w:br/>
+        <w:t>&lt;rect x="155.2" y="166.0" width="104" height="60" rx="10" fill="#ffffff" stroke="#7c3aed" stroke-width="2"/&gt;&lt;text x="207.2" y="200.08" text-anchor="middle" font-size="12" font-weight="600" fill="#0f172a"&gt;Ingest&lt;/text&gt;</w:t>
+        <w:br/>
+        <w:t>&lt;line x1="144.0" y1="196.0" x2="155.2" y2="196.0" stroke="#4338ca" stroke-width="2" marker-end="url(#arrowA)"/&gt;</w:t>
+        <w:br/>
+        <w:t>&lt;rect x="270.4" y="166.0" width="104" height="60" rx="10" fill="#ffffff" stroke="#0891b2" stroke-width="2"/&gt;&lt;text x="322.4" y="200.08" text-anchor="middle" font-size="12" font-weight="600" fill="#0f172a"&gt;Validate&lt;/text&gt;</w:t>
+        <w:br/>
+        <w:t>&lt;line x1="259.2" y1="196.0" x2="270.4" y2="196.0" stroke="#4338ca" stroke-width="2" marker-end="url(#arrowA)"/&gt;</w:t>
+        <w:br/>
+        <w:t>&lt;rect x="385.6" y="166.0" width="104" height="60" rx="10" fill="#ffffff" stroke="#059669" stroke-width="2"/&gt;&lt;text x="437.6" y="200.08" text-anchor="middle" font-size="12" font-weight="600" fill="#0f172a"&gt;Transform&lt;/text&gt;</w:t>
+        <w:br/>
+        <w:t>&lt;line x1="374.4" y1="196.0" x2="385.6" y2="196.0" stroke="#4338ca" stroke-width="2" marker-end="url(#arrowA)"/&gt;</w:t>
+        <w:br/>
+        <w:t>&lt;rect x="500.8" y="166.0" width="104" height="60" rx="10" fill="#ffffff" stroke="#d97706" stroke-width="2"/&gt;&lt;text x="552.8" y="200.08" text-anchor="middle" font-size="12" font-weight="600" fill="#0f172a"&gt;Index&lt;/text&gt;</w:t>
+        <w:br/>
+        <w:t>&lt;line x1="489.6" y1="196.0" x2="500.8" y2="196.0" stroke="#4338ca" stroke-width="2" marker-end="url(#arrowA)"/&gt;</w:t>
+        <w:br/>
+        <w:t>&lt;rect x="616.0" y="166.0" width="104" height="60" rx="10" fill="#ffffff" stroke="#dc2626" stroke-width="2"/&gt;&lt;text x="668.0" y="200.08" text-anchor="middle" font-size="12" font-weight="600" fill="#0f172a"&gt;Serve&lt;/text&gt;</w:t>
+        <w:br/>
+        <w:t>&lt;line x1="604.8" y1="196.0" x2="616.0" y2="196.0" stroke="#4338ca" stroke-width="2" marker-end="url(#arrowA)"/&gt;</w:t>
+        <w:br/>
+        <w:t>&lt;path d="M668.0,226.0 q0,46 -288.0,46 q-288.0,0 -288.0,-46" fill="none" stroke="#cbd5e1" stroke-width="1.6" stroke-dasharray="5 4" marker-end="url(#arrow)"/&gt;</w:t>
+        <w:br/>
+        <w:t>&lt;text x="380.0" y="288.0" text-anchor="middle" font-size="9.5" fill="#94a3b8"&gt;feedback / monitoring loop&lt;/text&gt;</w:t>
         <w:br/>
         <w:t>&lt;/svg&gt;</w:t>
       </w:r>
@@ -14025,45 +14011,39 @@
           <w:rFonts w:ascii="Consolas" w:hAnsi="Consolas"/>
           <w:sz w:val="16"/>
         </w:rPr>
-        <w:t>&lt;svg xmlns="http://www.w3.org/2000/svg" width="760" height="360" viewBox="0 0 760 360" font-family="Inter, Arial, sans-serif"&gt;</w:t>
-        <w:br/>
-        <w:t>&lt;rect width="760" height="360" fill="#f8fafc"/&gt;</w:t>
-        <w:br/>
-        <w:t>&lt;text x="380" y="34" text-anchor="middle" font-size="20" font-weight="700" fill="#0f172a"&gt;Data Flow - Case Study: Research at Scale&lt;/text&gt;</w:t>
-        <w:br/>
-        <w:t>&lt;rect x="290" y="162" width="180" height="56" rx="12" fill="#0f172a"/&gt;</w:t>
-        <w:br/>
-        <w:t>&lt;text x="380" y="195" text-anchor="middle" font-size="14" font-weight="700" fill="#ffffff"&gt;GraphRAG&lt;/text&gt;</w:t>
-        <w:br/>
-        <w:t>&lt;line x1="380" y1="190" x2="380" y2="70" stroke="#94a3b8" stroke-width="2"/&gt;</w:t>
-        <w:br/>
-        <w:t>&lt;rect x="308" y="48" width="144" height="44" rx="10" fill="#ffffff" stroke="#2563eb" stroke-width="2"/&gt;</w:t>
-        <w:br/>
-        <w:t>&lt;text x="380" y="74" text-anchor="middle" font-size="11" fill="#0f172a"&gt;Limits of Vector-On…&lt;/text&gt;</w:t>
-        <w:br/>
-        <w:t>&lt;line x1="380" y1="190" x2="617" y2="153" stroke="#94a3b8" stroke-width="2"/&gt;</w:t>
-        <w:br/>
-        <w:t>&lt;rect x="545" y="131" width="144" height="44" rx="10" fill="#ffffff" stroke="#7c3aed" stroke-width="2"/&gt;</w:t>
-        <w:br/>
-        <w:t>&lt;text x="617" y="157" text-anchor="middle" font-size="11" fill="#0f172a"&gt;Knowledge Graph Con…&lt;/text&gt;</w:t>
-        <w:br/>
-        <w:t>&lt;line x1="380" y1="190" x2="526" y2="287" stroke="#94a3b8" stroke-width="2"/&gt;</w:t>
-        <w:br/>
-        <w:t>&lt;rect x="454" y="265" width="144" height="44" rx="10" fill="#ffffff" stroke="#0891b2" stroke-width="2"/&gt;</w:t>
-        <w:br/>
-        <w:t>&lt;text x="526" y="291" text-anchor="middle" font-size="11" fill="#0f172a"&gt;Entity Resolution a…&lt;/text&gt;</w:t>
-        <w:br/>
-        <w:t>&lt;line x1="380" y1="190" x2="234" y2="287" stroke="#94a3b8" stroke-width="2"/&gt;</w:t>
-        <w:br/>
-        <w:t>&lt;rect x="162" y="265" width="144" height="44" rx="10" fill="#ffffff" stroke="#059669" stroke-width="2"/&gt;</w:t>
-        <w:br/>
-        <w:t>&lt;text x="234" y="291" text-anchor="middle" font-size="11" fill="#0f172a"&gt;Community Detection…&lt;/text&gt;</w:t>
-        <w:br/>
-        <w:t>&lt;line x1="380" y1="190" x2="143" y2="153" stroke="#94a3b8" stroke-width="2"/&gt;</w:t>
-        <w:br/>
-        <w:t>&lt;rect x="71" y="131" width="144" height="44" rx="10" fill="#ffffff" stroke="#d97706" stroke-width="2"/&gt;</w:t>
-        <w:br/>
-        <w:t>&lt;text x="143" y="157" text-anchor="middle" font-size="11" fill="#0f172a"&gt;Local versus Global…&lt;/text&gt;</w:t>
+        <w:t>&lt;svg xmlns="http://www.w3.org/2000/svg" width="760" height="380" viewBox="0 0 760 380" font-family="Inter, Segoe UI, Arial, sans-serif"&gt;</w:t>
+        <w:br/>
+        <w:t>&lt;defs&gt;&lt;marker id="arrow" markerWidth="10" markerHeight="10" refX="8" refY="3" orient="auto" markerUnits="strokeWidth"&gt;&lt;path d="M0,0 L8,3 L0,6 z" fill="#94a3b8"/&gt;&lt;/marker&gt;&lt;marker id="arrowA" markerWidth="10" markerHeight="10" refX="8" refY="3" orient="auto" markerUnits="strokeWidth"&gt;&lt;path d="M0,0 L8,3 L0,6 z" fill="#4338ca"/&gt;&lt;/marker&gt;&lt;/defs&gt;</w:t>
+        <w:br/>
+        <w:t>&lt;rect width="760" height="380" rx="12" fill="#f8fafc"/&gt;</w:t>
+        <w:br/>
+        <w:t>&lt;text x="380" y="30" text-anchor="middle" font-size="17" font-weight="700" fill="#0f172a"&gt;Data Flow - Case Study: Research at Scale&lt;/text&gt;</w:t>
+        <w:br/>
+        <w:t>&lt;rect x="40.0" y="166.0" width="104" height="60" rx="10" fill="#ffffff" stroke="#4338ca" stroke-width="2"/&gt;&lt;text x="92.0" y="200.08" text-anchor="middle" font-size="12" font-weight="600" fill="#0f172a"&gt;Sources&lt;/text&gt;</w:t>
+        <w:br/>
+        <w:t>&lt;rect x="155.2" y="166.0" width="104" height="60" rx="10" fill="#ffffff" stroke="#7c3aed" stroke-width="2"/&gt;&lt;text x="207.2" y="200.08" text-anchor="middle" font-size="12" font-weight="600" fill="#0f172a"&gt;Ingest&lt;/text&gt;</w:t>
+        <w:br/>
+        <w:t>&lt;line x1="144.0" y1="196.0" x2="155.2" y2="196.0" stroke="#4338ca" stroke-width="2" marker-end="url(#arrowA)"/&gt;</w:t>
+        <w:br/>
+        <w:t>&lt;rect x="270.4" y="166.0" width="104" height="60" rx="10" fill="#ffffff" stroke="#0891b2" stroke-width="2"/&gt;&lt;text x="322.4" y="200.08" text-anchor="middle" font-size="12" font-weight="600" fill="#0f172a"&gt;Validate&lt;/text&gt;</w:t>
+        <w:br/>
+        <w:t>&lt;line x1="259.2" y1="196.0" x2="270.4" y2="196.0" stroke="#4338ca" stroke-width="2" marker-end="url(#arrowA)"/&gt;</w:t>
+        <w:br/>
+        <w:t>&lt;rect x="385.6" y="166.0" width="104" height="60" rx="10" fill="#ffffff" stroke="#059669" stroke-width="2"/&gt;&lt;text x="437.6" y="200.08" text-anchor="middle" font-size="12" font-weight="600" fill="#0f172a"&gt;Transform&lt;/text&gt;</w:t>
+        <w:br/>
+        <w:t>&lt;line x1="374.4" y1="196.0" x2="385.6" y2="196.0" stroke="#4338ca" stroke-width="2" marker-end="url(#arrowA)"/&gt;</w:t>
+        <w:br/>
+        <w:t>&lt;rect x="500.8" y="166.0" width="104" height="60" rx="10" fill="#ffffff" stroke="#d97706" stroke-width="2"/&gt;&lt;text x="552.8" y="200.08" text-anchor="middle" font-size="12" font-weight="600" fill="#0f172a"&gt;Index&lt;/text&gt;</w:t>
+        <w:br/>
+        <w:t>&lt;line x1="489.6" y1="196.0" x2="500.8" y2="196.0" stroke="#4338ca" stroke-width="2" marker-end="url(#arrowA)"/&gt;</w:t>
+        <w:br/>
+        <w:t>&lt;rect x="616.0" y="166.0" width="104" height="60" rx="10" fill="#ffffff" stroke="#dc2626" stroke-width="2"/&gt;&lt;text x="668.0" y="200.08" text-anchor="middle" font-size="12" font-weight="600" fill="#0f172a"&gt;Serve&lt;/text&gt;</w:t>
+        <w:br/>
+        <w:t>&lt;line x1="604.8" y1="196.0" x2="616.0" y2="196.0" stroke="#4338ca" stroke-width="2" marker-end="url(#arrowA)"/&gt;</w:t>
+        <w:br/>
+        <w:t>&lt;path d="M668.0,226.0 q0,46 -288.0,46 q-288.0,0 -288.0,-46" fill="none" stroke="#cbd5e1" stroke-width="1.6" stroke-dasharray="5 4" marker-end="url(#arrow)"/&gt;</w:t>
+        <w:br/>
+        <w:t>&lt;text x="380.0" y="288.0" text-anchor="middle" font-size="9.5" fill="#94a3b8"&gt;feedback / monitoring loop&lt;/text&gt;</w:t>
         <w:br/>
         <w:t>&lt;/svg&gt;</w:t>
       </w:r>
@@ -15708,45 +15688,41 @@
           <w:rFonts w:ascii="Consolas" w:hAnsi="Consolas"/>
           <w:sz w:val="16"/>
         </w:rPr>
-        <w:t>&lt;svg xmlns="http://www.w3.org/2000/svg" width="760" height="360" viewBox="0 0 760 360" font-family="Inter, Arial, sans-serif"&gt;</w:t>
-        <w:br/>
-        <w:t>&lt;rect width="760" height="360" fill="#f8fafc"/&gt;</w:t>
-        <w:br/>
-        <w:t>&lt;text x="380" y="34" text-anchor="middle" font-size="20" font-weight="700" fill="#0f172a"&gt;Capability Map - Evaluation and Quality Assurance&lt;/text&gt;</w:t>
-        <w:br/>
-        <w:t>&lt;rect x="290" y="162" width="180" height="56" rx="12" fill="#0f172a"/&gt;</w:t>
-        <w:br/>
-        <w:t>&lt;text x="380" y="195" text-anchor="middle" font-size="14" font-weight="700" fill="#ffffff"&gt;GraphRAG&lt;/text&gt;</w:t>
-        <w:br/>
-        <w:t>&lt;line x1="380" y1="190" x2="380" y2="70" stroke="#94a3b8" stroke-width="2"/&gt;</w:t>
-        <w:br/>
-        <w:t>&lt;rect x="308" y="48" width="144" height="44" rx="10" fill="#ffffff" stroke="#2563eb" stroke-width="2"/&gt;</w:t>
-        <w:br/>
-        <w:t>&lt;text x="380" y="74" text-anchor="middle" font-size="11" fill="#0f172a"&gt;Limits of Vector-On…&lt;/text&gt;</w:t>
-        <w:br/>
-        <w:t>&lt;line x1="380" y1="190" x2="617" y2="153" stroke="#94a3b8" stroke-width="2"/&gt;</w:t>
-        <w:br/>
-        <w:t>&lt;rect x="545" y="131" width="144" height="44" rx="10" fill="#ffffff" stroke="#7c3aed" stroke-width="2"/&gt;</w:t>
-        <w:br/>
-        <w:t>&lt;text x="617" y="157" text-anchor="middle" font-size="11" fill="#0f172a"&gt;Knowledge Graph Con…&lt;/text&gt;</w:t>
-        <w:br/>
-        <w:t>&lt;line x1="380" y1="190" x2="526" y2="287" stroke="#94a3b8" stroke-width="2"/&gt;</w:t>
-        <w:br/>
-        <w:t>&lt;rect x="454" y="265" width="144" height="44" rx="10" fill="#ffffff" stroke="#0891b2" stroke-width="2"/&gt;</w:t>
-        <w:br/>
-        <w:t>&lt;text x="526" y="291" text-anchor="middle" font-size="11" fill="#0f172a"&gt;Entity Resolution a…&lt;/text&gt;</w:t>
-        <w:br/>
-        <w:t>&lt;line x1="380" y1="190" x2="234" y2="287" stroke="#94a3b8" stroke-width="2"/&gt;</w:t>
-        <w:br/>
-        <w:t>&lt;rect x="162" y="265" width="144" height="44" rx="10" fill="#ffffff" stroke="#059669" stroke-width="2"/&gt;</w:t>
-        <w:br/>
-        <w:t>&lt;text x="234" y="291" text-anchor="middle" font-size="11" fill="#0f172a"&gt;Community Detection…&lt;/text&gt;</w:t>
-        <w:br/>
-        <w:t>&lt;line x1="380" y1="190" x2="143" y2="153" stroke="#94a3b8" stroke-width="2"/&gt;</w:t>
-        <w:br/>
-        <w:t>&lt;rect x="71" y="131" width="144" height="44" rx="10" fill="#ffffff" stroke="#d97706" stroke-width="2"/&gt;</w:t>
-        <w:br/>
-        <w:t>&lt;text x="143" y="157" text-anchor="middle" font-size="11" fill="#0f172a"&gt;Local versus Global…&lt;/text&gt;</w:t>
+        <w:t>&lt;svg xmlns="http://www.w3.org/2000/svg" width="760" height="380" viewBox="0 0 760 380" font-family="Inter, Segoe UI, Arial, sans-serif"&gt;</w:t>
+        <w:br/>
+        <w:t>&lt;defs&gt;&lt;marker id="arrow" markerWidth="10" markerHeight="10" refX="8" refY="3" orient="auto" markerUnits="strokeWidth"&gt;&lt;path d="M0,0 L8,3 L0,6 z" fill="#94a3b8"/&gt;&lt;/marker&gt;&lt;marker id="arrowA" markerWidth="10" markerHeight="10" refX="8" refY="3" orient="auto" markerUnits="strokeWidth"&gt;&lt;path d="M0,0 L8,3 L0,6 z" fill="#4338ca"/&gt;&lt;/marker&gt;&lt;/defs&gt;</w:t>
+        <w:br/>
+        <w:t>&lt;rect width="760" height="380" rx="12" fill="#f8fafc"/&gt;</w:t>
+        <w:br/>
+        <w:t>&lt;text x="380" y="30" text-anchor="middle" font-size="17" font-weight="700" fill="#0f172a"&gt;Capability Map - Evaluation and Quality Assurance&lt;/text&gt;</w:t>
+        <w:br/>
+        <w:t>&lt;circle cx="380.0" cy="198.0" r="46" fill="#0f172a"/&gt;</w:t>
+        <w:br/>
+        <w:t>&lt;text x="380.0" y="202.0" text-anchor="middle" font-size="12" font-weight="700" fill="#ffffff"&gt;GraphRAG&lt;/text&gt;</w:t>
+        <w:br/>
+        <w:t>&lt;line x1="380.0" y1="152.0" x2="380.0" y2="92.0" stroke="#94a3b8" stroke-width="2" marker-end="url(#arrow)"/&gt;</w:t>
+        <w:br/>
+        <w:t>&lt;rect x="306.0" y="58.0" width="148" height="44" rx="10" fill="#ffffff" stroke="#4338ca" stroke-width="2"/&gt;&lt;text x="380.0" y="83.74" text-anchor="middle" font-size="11" font-weight="600" fill="#0f172a"&gt;Limits of Vector-Only R…&lt;/text&gt;</w:t>
+        <w:br/>
+        <w:t>&lt;line x1="419.83716857408416" y1="175.0" x2="575.7217412552832" y2="145.0" stroke="#94a3b8" stroke-width="2" marker-end="url(#arrow)"/&gt;</w:t>
+        <w:br/>
+        <w:t>&lt;rect x="522.5063509461097" y="117.0" width="148" height="44" rx="10" fill="#ffffff" stroke="#7c3aed" stroke-width="2"/&gt;&lt;text x="596.5063509461097" y="142.74" text-anchor="middle" font-size="11" font-weight="600" fill="#0f172a"&gt;Knowledge Graph Constru…&lt;/text&gt;</w:t>
+        <w:br/>
+        <w:t>&lt;line x1="419.83716857408416" y1="221.0" x2="575.7217412552832" y2="251.0" stroke="#94a3b8" stroke-width="2" marker-end="url(#arrow)"/&gt;</w:t>
+        <w:br/>
+        <w:t>&lt;rect x="522.5063509461097" y="235.0" width="148" height="44" rx="10" fill="#ffffff" stroke="#0891b2" stroke-width="2"/&gt;&lt;text x="596.5063509461097" y="260.74" text-anchor="middle" font-size="11" font-weight="600" fill="#0f172a"&gt;Entity Resolution and D…&lt;/text&gt;</w:t>
+        <w:br/>
+        <w:t>&lt;line x1="380.0" y1="244.0" x2="380.0" y2="304.0" stroke="#94a3b8" stroke-width="2" marker-end="url(#arrow)"/&gt;</w:t>
+        <w:br/>
+        <w:t>&lt;rect x="306.0" y="294.0" width="148" height="44" rx="10" fill="#ffffff" stroke="#059669" stroke-width="2"/&gt;&lt;text x="380.0" y="319.74" text-anchor="middle" font-size="11" font-weight="600" fill="#0f172a"&gt;Community Detection and…&lt;/text&gt;</w:t>
+        <w:br/>
+        <w:t>&lt;line x1="340.16283142591584" y1="221.0" x2="184.2782587447169" y2="251.00000000000006" stroke="#94a3b8" stroke-width="2" marker-end="url(#arrow)"/&gt;</w:t>
+        <w:br/>
+        <w:t>&lt;rect x="89.49364905389038" y="235.00000000000006" width="148" height="44" rx="10" fill="#ffffff" stroke="#d97706" stroke-width="2"/&gt;&lt;text x="163.49364905389038" y="260.74000000000007" text-anchor="middle" font-size="11" font-weight="600" fill="#0f172a"&gt;Local versus Global Sea…&lt;/text&gt;</w:t>
+        <w:br/>
+        <w:t>&lt;line x1="340.16283142591584" y1="175.0" x2="184.27825874471688" y2="145.0" stroke="#94a3b8" stroke-width="2" marker-end="url(#arrow)"/&gt;</w:t>
+        <w:br/>
+        <w:t>&lt;rect x="89.49364905389035" y="117.0" width="148" height="44" rx="10" fill="#ffffff" stroke="#dc2626" stroke-width="2"/&gt;&lt;text x="163.49364905389035" y="142.74" text-anchor="middle" font-size="11" font-weight="600" fill="#0f172a"&gt;Graph + Vector Hybrid R…&lt;/text&gt;</w:t>
         <w:br/>
         <w:t>&lt;/svg&gt;</w:t>
       </w:r>
@@ -20710,45 +20686,41 @@
           <w:rFonts w:ascii="Consolas" w:hAnsi="Consolas"/>
           <w:sz w:val="16"/>
         </w:rPr>
-        <w:t>&lt;svg xmlns="http://www.w3.org/2000/svg" width="760" height="360" viewBox="0 0 760 360" font-family="Inter, Arial, sans-serif"&gt;</w:t>
-        <w:br/>
-        <w:t>&lt;rect width="760" height="360" fill="#f8fafc"/&gt;</w:t>
-        <w:br/>
-        <w:t>&lt;text x="380" y="34" text-anchor="middle" font-size="20" font-weight="700" fill="#0f172a"&gt;Knowledge Graph - Certification Preparation and Review&lt;/text&gt;</w:t>
-        <w:br/>
-        <w:t>&lt;rect x="290" y="162" width="180" height="56" rx="12" fill="#0f172a"/&gt;</w:t>
-        <w:br/>
-        <w:t>&lt;text x="380" y="195" text-anchor="middle" font-size="14" font-weight="700" fill="#ffffff"&gt;GraphRAG&lt;/text&gt;</w:t>
-        <w:br/>
-        <w:t>&lt;line x1="380" y1="190" x2="380" y2="70" stroke="#94a3b8" stroke-width="2"/&gt;</w:t>
-        <w:br/>
-        <w:t>&lt;rect x="308" y="48" width="144" height="44" rx="10" fill="#ffffff" stroke="#2563eb" stroke-width="2"/&gt;</w:t>
-        <w:br/>
-        <w:t>&lt;text x="380" y="74" text-anchor="middle" font-size="11" fill="#0f172a"&gt;Limits of Vector-On…&lt;/text&gt;</w:t>
-        <w:br/>
-        <w:t>&lt;line x1="380" y1="190" x2="617" y2="153" stroke="#94a3b8" stroke-width="2"/&gt;</w:t>
-        <w:br/>
-        <w:t>&lt;rect x="545" y="131" width="144" height="44" rx="10" fill="#ffffff" stroke="#7c3aed" stroke-width="2"/&gt;</w:t>
-        <w:br/>
-        <w:t>&lt;text x="617" y="157" text-anchor="middle" font-size="11" fill="#0f172a"&gt;Knowledge Graph Con…&lt;/text&gt;</w:t>
-        <w:br/>
-        <w:t>&lt;line x1="380" y1="190" x2="526" y2="287" stroke="#94a3b8" stroke-width="2"/&gt;</w:t>
-        <w:br/>
-        <w:t>&lt;rect x="454" y="265" width="144" height="44" rx="10" fill="#ffffff" stroke="#0891b2" stroke-width="2"/&gt;</w:t>
-        <w:br/>
-        <w:t>&lt;text x="526" y="291" text-anchor="middle" font-size="11" fill="#0f172a"&gt;Entity Resolution a…&lt;/text&gt;</w:t>
-        <w:br/>
-        <w:t>&lt;line x1="380" y1="190" x2="234" y2="287" stroke="#94a3b8" stroke-width="2"/&gt;</w:t>
-        <w:br/>
-        <w:t>&lt;rect x="162" y="265" width="144" height="44" rx="10" fill="#ffffff" stroke="#059669" stroke-width="2"/&gt;</w:t>
-        <w:br/>
-        <w:t>&lt;text x="234" y="291" text-anchor="middle" font-size="11" fill="#0f172a"&gt;Community Detection…&lt;/text&gt;</w:t>
-        <w:br/>
-        <w:t>&lt;line x1="380" y1="190" x2="143" y2="153" stroke="#94a3b8" stroke-width="2"/&gt;</w:t>
-        <w:br/>
-        <w:t>&lt;rect x="71" y="131" width="144" height="44" rx="10" fill="#ffffff" stroke="#d97706" stroke-width="2"/&gt;</w:t>
-        <w:br/>
-        <w:t>&lt;text x="143" y="157" text-anchor="middle" font-size="11" fill="#0f172a"&gt;Local versus Global…&lt;/text&gt;</w:t>
+        <w:t>&lt;svg xmlns="http://www.w3.org/2000/svg" width="760" height="380" viewBox="0 0 760 380" font-family="Inter, Segoe UI, Arial, sans-serif"&gt;</w:t>
+        <w:br/>
+        <w:t>&lt;defs&gt;&lt;marker id="arrow" markerWidth="10" markerHeight="10" refX="8" refY="3" orient="auto" markerUnits="strokeWidth"&gt;&lt;path d="M0,0 L8,3 L0,6 z" fill="#94a3b8"/&gt;&lt;/marker&gt;&lt;marker id="arrowA" markerWidth="10" markerHeight="10" refX="8" refY="3" orient="auto" markerUnits="strokeWidth"&gt;&lt;path d="M0,0 L8,3 L0,6 z" fill="#4338ca"/&gt;&lt;/marker&gt;&lt;/defs&gt;</w:t>
+        <w:br/>
+        <w:t>&lt;rect width="760" height="380" rx="12" fill="#f8fafc"/&gt;</w:t>
+        <w:br/>
+        <w:t>&lt;text x="380" y="30" text-anchor="middle" font-size="17" font-weight="700" fill="#0f172a"&gt;Knowledge Graph - Certification Preparation and Review&lt;/text&gt;</w:t>
+        <w:br/>
+        <w:t>&lt;circle cx="380.0" cy="198.0" r="46" fill="#0f172a"/&gt;</w:t>
+        <w:br/>
+        <w:t>&lt;text x="380.0" y="202.0" text-anchor="middle" font-size="12" font-weight="700" fill="#ffffff"&gt;GraphRAG&lt;/text&gt;</w:t>
+        <w:br/>
+        <w:t>&lt;line x1="380.0" y1="152.0" x2="380.0" y2="92.0" stroke="#94a3b8" stroke-width="2" marker-end="url(#arrow)"/&gt;</w:t>
+        <w:br/>
+        <w:t>&lt;rect x="306.0" y="58.0" width="148" height="44" rx="10" fill="#ffffff" stroke="#4338ca" stroke-width="2"/&gt;&lt;text x="380.0" y="83.74" text-anchor="middle" font-size="11" font-weight="600" fill="#0f172a"&gt;Limits of Vector-Only R…&lt;/text&gt;</w:t>
+        <w:br/>
+        <w:t>&lt;line x1="419.83716857408416" y1="175.0" x2="575.7217412552832" y2="145.0" stroke="#94a3b8" stroke-width="2" marker-end="url(#arrow)"/&gt;</w:t>
+        <w:br/>
+        <w:t>&lt;rect x="522.5063509461097" y="117.0" width="148" height="44" rx="10" fill="#ffffff" stroke="#7c3aed" stroke-width="2"/&gt;&lt;text x="596.5063509461097" y="142.74" text-anchor="middle" font-size="11" font-weight="600" fill="#0f172a"&gt;Knowledge Graph Constru…&lt;/text&gt;</w:t>
+        <w:br/>
+        <w:t>&lt;line x1="419.83716857408416" y1="221.0" x2="575.7217412552832" y2="251.0" stroke="#94a3b8" stroke-width="2" marker-end="url(#arrow)"/&gt;</w:t>
+        <w:br/>
+        <w:t>&lt;rect x="522.5063509461097" y="235.0" width="148" height="44" rx="10" fill="#ffffff" stroke="#0891b2" stroke-width="2"/&gt;&lt;text x="596.5063509461097" y="260.74" text-anchor="middle" font-size="11" font-weight="600" fill="#0f172a"&gt;Entity Resolution and D…&lt;/text&gt;</w:t>
+        <w:br/>
+        <w:t>&lt;line x1="380.0" y1="244.0" x2="380.0" y2="304.0" stroke="#94a3b8" stroke-width="2" marker-end="url(#arrow)"/&gt;</w:t>
+        <w:br/>
+        <w:t>&lt;rect x="306.0" y="294.0" width="148" height="44" rx="10" fill="#ffffff" stroke="#059669" stroke-width="2"/&gt;&lt;text x="380.0" y="319.74" text-anchor="middle" font-size="11" font-weight="600" fill="#0f172a"&gt;Community Detection and…&lt;/text&gt;</w:t>
+        <w:br/>
+        <w:t>&lt;line x1="340.16283142591584" y1="221.0" x2="184.2782587447169" y2="251.00000000000006" stroke="#94a3b8" stroke-width="2" marker-end="url(#arrow)"/&gt;</w:t>
+        <w:br/>
+        <w:t>&lt;rect x="89.49364905389038" y="235.00000000000006" width="148" height="44" rx="10" fill="#ffffff" stroke="#d97706" stroke-width="2"/&gt;&lt;text x="163.49364905389038" y="260.74000000000007" text-anchor="middle" font-size="11" font-weight="600" fill="#0f172a"&gt;Local versus Global Sea…&lt;/text&gt;</w:t>
+        <w:br/>
+        <w:t>&lt;line x1="340.16283142591584" y1="175.0" x2="184.27825874471688" y2="145.0" stroke="#94a3b8" stroke-width="2" marker-end="url(#arrow)"/&gt;</w:t>
+        <w:br/>
+        <w:t>&lt;rect x="89.49364905389035" y="117.0" width="148" height="44" rx="10" fill="#ffffff" stroke="#dc2626" stroke-width="2"/&gt;&lt;text x="163.49364905389035" y="142.74" text-anchor="middle" font-size="11" font-weight="600" fill="#0f172a"&gt;Graph + Vector Hybrid R…&lt;/text&gt;</w:t>
         <w:br/>
         <w:t>&lt;/svg&gt;</w:t>
       </w:r>

--- a/content/graphrag/graphrag-foundations/graphrag-foundations.docx
+++ b/content/graphrag/graphrag-foundations/graphrag-foundations.docx
@@ -1435,7 +1435,7 @@
           <w:rFonts w:ascii="Consolas" w:hAnsi="Consolas"/>
           <w:sz w:val="16"/>
         </w:rPr>
-        <w:t>&lt;svg xmlns="http://www.w3.org/2000/svg" width="840" height="460" data-tpl="matrix" data-pal="0-3" viewBox="0 0 840 460" font-family="Inter, Segoe UI, Arial, sans-serif"&gt;&lt;defs&gt;&lt;marker id="ar" markerWidth="9" markerHeight="9" refX="7" refY="3" orient="auto"&gt;&lt;path d="M0,0 L7,3 L0,6 z" fill="#94a3b8"/&gt;&lt;/marker&gt;&lt;marker id="arw" markerWidth="9" markerHeight="9" refX="7" refY="3" orient="auto"&gt;&lt;path d="M0,0 L7,3 L0,6 z" fill="#ffffff"/&gt;&lt;/marker&gt;&lt;filter id="sh" x="-20%" y="-20%" width="140%" height="140%"&gt;&lt;feDropShadow dx="0" dy="2" stdDeviation="3" flood-color="#0f172a" flood-opacity="0.16"/&gt;&lt;/filter&gt;&lt;/defs&gt;&lt;defs&gt;&lt;linearGradient id="bn4eb025e" x1="0" y1="0" x2="1" y2="0"&gt;&lt;stop offset="0" stop-color="#8b5cf6"/&gt;&lt;stop offset="1" stop-color="#a78bfa"/&gt;&lt;/linearGradient&gt;&lt;/defs&gt;&lt;rect width="840" height="460" rx="14" fill="#ffffff"/&gt;&lt;rect x="0" y="0" width="840" height="48" rx="14" fill="url(#bn4eb025e)"/&gt;&lt;rect x="0" y="32" width="840" height="16" fill="url(#bn4eb025e)"/&gt;&lt;text x="420" y="25" text-anchor="middle" font-size="15" font-weight="700" fill="#ffffff" dominant-baseline="middle"&gt;Security Architecture - Knowledge Graph Construction from Text&lt;/text&gt;&lt;rect x="273" y="97" width="144" height="144" rx="12" fill="#8b5cf6"/&gt;&lt;text x="345" y="169" text-anchor="middle" font-size="12" font-weight="600" fill="#fff" dominant-baseline="middle"&gt;Query Routing i…&lt;/text&gt;&lt;rect x="423" y="97" width="144" height="144" rx="12" fill="#a78bfa"/&gt;&lt;text x="495" y="169" text-anchor="middle" font-size="12" font-weight="600" fill="#fff" dominant-baseline="middle"&gt;Multi-Hop Reaso…&lt;/text&gt;&lt;rect x="273" y="247" width="144" height="144" rx="12" fill="#c4b5fd"/&gt;&lt;text x="345" y="319" text-anchor="middle" font-size="12" font-weight="600" fill="#fff" dominant-baseline="middle"&gt;Evaluation of G…&lt;/text&gt;&lt;rect x="423" y="247" width="144" height="144" rx="12" fill="#4338ca"/&gt;&lt;text x="495" y="319" text-anchor="middle" font-size="12" font-weight="600" fill="#fff" dominant-baseline="middle"&gt;Cost and Indexi…&lt;/text&gt;&lt;text x="420" y="82" text-anchor="middle" font-size="10" font-weight="600" fill="#64748b" dominant-baseline="middle"&gt;High impact&lt;/text&gt;&lt;text x="420" y="410" text-anchor="middle" font-size="10" font-weight="600" fill="#64748b" dominant-baseline="middle"&gt;Low impact&lt;/text&gt;&lt;text x="258.0" y="244.0" text-anchor="middle" font-size="10" fill="#64748b" transform="rotate(-90 258.0 244.0)"&gt;Low effort&lt;/text&gt;&lt;text x="582.0" y="244.0" text-anchor="middle" font-size="10" fill="#64748b" transform="rotate(90 582.0 244.0)"&gt;High effort&lt;/text&gt;&lt;text x="28" y="446" text-anchor="start" font-size="9.5" font-weight="500" fill="#64748b" dominant-baseline="middle"&gt;GraphRAG  •  Security Architecture&lt;/text&gt;&lt;/svg&gt;</w:t>
+        <w:t>&lt;svg xmlns="http://www.w3.org/2000/svg" width="840" height="460" data-tpl="matrix" data-pal="0-3" viewBox="0 0 840 460" font-family="Inter, Segoe UI, Arial, sans-serif"&gt;&lt;defs&gt;&lt;marker id="ar" markerWidth="9" markerHeight="9" refX="7" refY="3" orient="auto"&gt;&lt;path d="M0,0 L7,3 L0,6 z" fill="#94a3b8"/&gt;&lt;/marker&gt;&lt;marker id="arw" markerWidth="9" markerHeight="9" refX="7" refY="3" orient="auto"&gt;&lt;path d="M0,0 L7,3 L0,6 z" fill="#ffffff"/&gt;&lt;/marker&gt;&lt;filter id="sh" x="-20%" y="-20%" width="140%" height="140%"&gt;&lt;feDropShadow dx="0" dy="2" stdDeviation="3" flood-color="#0f172a" flood-opacity="0.16"/&gt;&lt;/filter&gt;&lt;/defs&gt;&lt;defs&gt;&lt;linearGradient id="bn4eb025e" x1="0" y1="0" x2="1" y2="0"&gt;&lt;stop offset="0" stop-color="#8b5cf6"/&gt;&lt;stop offset="1" stop-color="#a78bfa"/&gt;&lt;/linearGradient&gt;&lt;/defs&gt;&lt;rect width="840" height="460" rx="14" fill="#ffffff"/&gt;&lt;rect x="0" y="0" width="840" height="48" rx="14" fill="url(#bn4eb025e)"/&gt;&lt;rect x="0" y="32" width="840" height="16" fill="url(#bn4eb025e)"/&gt;&lt;text x="420" y="25" text-anchor="middle" font-size="14.5" font-weight="700" fill="#ffffff" dominant-baseline="middle"&gt;Security Architecture - Knowledge Graph Construction from Text&lt;/text&gt;&lt;rect x="273" y="97" width="144" height="144" rx="12" fill="#8b5cf6"/&gt;&lt;text x="345" y="162" text-anchor="middle" font-size="12" font-weight="600" fill="#fff" dominant-baseline="middle"&gt;Query Routing in&lt;/text&gt;&lt;text x="345" y="176" text-anchor="middle" font-size="12" font-weight="600" fill="#fff" dominant-baseline="middle"&gt;GraphRAG&lt;/text&gt;&lt;rect x="423" y="97" width="144" height="144" rx="12" fill="#a78bfa"/&gt;&lt;text x="495" y="155" text-anchor="middle" font-size="12" font-weight="600" fill="#fff" dominant-baseline="middle"&gt;Multi-Hop&lt;/text&gt;&lt;text x="495" y="169" text-anchor="middle" font-size="12" font-weight="600" fill="#fff" dominant-baseline="middle"&gt;Reasoning over&lt;/text&gt;&lt;text x="495" y="183" text-anchor="middle" font-size="12" font-weight="600" fill="#fff" dominant-baseline="middle"&gt;Graphs&lt;/text&gt;&lt;rect x="273" y="247" width="144" height="144" rx="12" fill="#c4b5fd"/&gt;&lt;text x="345" y="312" text-anchor="middle" font-size="12" font-weight="600" fill="#fff" dominant-baseline="middle"&gt;Evaluation of&lt;/text&gt;&lt;text x="345" y="326" text-anchor="middle" font-size="12" font-weight="600" fill="#fff" dominant-baseline="middle"&gt;GraphRAG&lt;/text&gt;&lt;rect x="423" y="247" width="144" height="144" rx="12" fill="#4338ca"/&gt;&lt;text x="495" y="305" text-anchor="middle" font-size="12" font-weight="600" fill="#fff" dominant-baseline="middle"&gt;Cost and&lt;/text&gt;&lt;text x="495" y="319" text-anchor="middle" font-size="12" font-weight="600" fill="#fff" dominant-baseline="middle"&gt;Indexing&lt;/text&gt;&lt;text x="495" y="333" text-anchor="middle" font-size="12" font-weight="600" fill="#fff" dominant-baseline="middle"&gt;Trade-offs&lt;/text&gt;&lt;text x="420" y="82" text-anchor="middle" font-size="10" font-weight="600" fill="#64748b" dominant-baseline="middle"&gt;High impact&lt;/text&gt;&lt;text x="420" y="410" text-anchor="middle" font-size="10" font-weight="600" fill="#64748b" dominant-baseline="middle"&gt;Low impact&lt;/text&gt;&lt;text x="258.0" y="244.0" text-anchor="middle" font-size="10" fill="#64748b" transform="rotate(-90 258.0 244.0)"&gt;Low effort&lt;/text&gt;&lt;text x="582.0" y="244.0" text-anchor="middle" font-size="10" fill="#64748b" transform="rotate(90 582.0 244.0)"&gt;High effort&lt;/text&gt;&lt;text x="28" y="446" text-anchor="start" font-size="9.5" font-weight="500" fill="#64748b" dominant-baseline="middle"&gt;GraphRAG  •  Security Architecture&lt;/text&gt;&lt;/svg&gt;</w:t>
       </w:r>
     </w:p>
     <w:p>
@@ -7358,7 +7358,7 @@
           <w:rFonts w:ascii="Consolas" w:hAnsi="Consolas"/>
           <w:sz w:val="16"/>
         </w:rPr>
-        <w:t>&lt;svg xmlns="http://www.w3.org/2000/svg" width="840" height="460" data-tpl="matrix" data-pal="7-1" viewBox="0 0 840 460" font-family="Inter, Segoe UI, Arial, sans-serif"&gt;&lt;defs&gt;&lt;marker id="ar" markerWidth="9" markerHeight="9" refX="7" refY="3" orient="auto"&gt;&lt;path d="M0,0 L7,3 L0,6 z" fill="#94a3b8"/&gt;&lt;/marker&gt;&lt;marker id="arw" markerWidth="9" markerHeight="9" refX="7" refY="3" orient="auto"&gt;&lt;path d="M0,0 L7,3 L0,6 z" fill="#ffffff"/&gt;&lt;/marker&gt;&lt;filter id="sh" x="-20%" y="-20%" width="140%" height="140%"&gt;&lt;feDropShadow dx="0" dy="2" stdDeviation="3" flood-color="#0f172a" flood-opacity="0.16"/&gt;&lt;/filter&gt;&lt;/defs&gt;&lt;defs&gt;&lt;linearGradient id="bn12c5b4a" x1="0" y1="0" x2="1" y2="0"&gt;&lt;stop offset="0" stop-color="#7e22ce"/&gt;&lt;stop offset="1" stop-color="#9333ea"/&gt;&lt;/linearGradient&gt;&lt;/defs&gt;&lt;rect width="840" height="460" rx="14" fill="#ffffff"/&gt;&lt;rect x="0" y="0" width="840" height="48" rx="14" fill="url(#bn12c5b4a)"/&gt;&lt;rect x="0" y="32" width="840" height="16" fill="url(#bn12c5b4a)"/&gt;&lt;text x="420" y="25" text-anchor="middle" font-size="15" font-weight="700" fill="#ffffff" dominant-baseline="middle"&gt;Operating Model - Evaluation of GraphRAG&lt;/text&gt;&lt;rect x="273" y="97" width="144" height="144" rx="12" fill="#7e22ce"/&gt;&lt;text x="345" y="169" text-anchor="middle" font-size="12" font-weight="600" fill="#fff" dominant-baseline="middle"&gt;Limits of Vecto…&lt;/text&gt;&lt;rect x="423" y="97" width="144" height="144" rx="12" fill="#9333ea"/&gt;&lt;text x="495" y="169" text-anchor="middle" font-size="12" font-weight="600" fill="#fff" dominant-baseline="middle"&gt;Knowledge Graph…&lt;/text&gt;&lt;rect x="273" y="247" width="144" height="144" rx="12" fill="#a21caf"/&gt;&lt;text x="345" y="319" text-anchor="middle" font-size="12" font-weight="600" fill="#fff" dominant-baseline="middle"&gt;Entity Resoluti…&lt;/text&gt;&lt;rect x="423" y="247" width="144" height="144" rx="12" fill="#c026d3"/&gt;&lt;text x="495" y="319" text-anchor="middle" font-size="12" font-weight="600" fill="#fff" dominant-baseline="middle"&gt;Community Detec…&lt;/text&gt;&lt;text x="420" y="82" text-anchor="middle" font-size="10" font-weight="600" fill="#64748b" dominant-baseline="middle"&gt;High impact&lt;/text&gt;&lt;text x="420" y="410" text-anchor="middle" font-size="10" font-weight="600" fill="#64748b" dominant-baseline="middle"&gt;Low impact&lt;/text&gt;&lt;text x="258.0" y="244.0" text-anchor="middle" font-size="10" fill="#64748b" transform="rotate(-90 258.0 244.0)"&gt;Low effort&lt;/text&gt;&lt;text x="582.0" y="244.0" text-anchor="middle" font-size="10" fill="#64748b" transform="rotate(90 582.0 244.0)"&gt;High effort&lt;/text&gt;&lt;text x="28" y="446" text-anchor="start" font-size="9.5" font-weight="500" fill="#64748b" dominant-baseline="middle"&gt;GraphRAG  •  Operating Model&lt;/text&gt;&lt;/svg&gt;</w:t>
+        <w:t>&lt;svg xmlns="http://www.w3.org/2000/svg" width="840" height="460" data-tpl="matrix" data-pal="7-1" viewBox="0 0 840 460" font-family="Inter, Segoe UI, Arial, sans-serif"&gt;&lt;defs&gt;&lt;marker id="ar" markerWidth="9" markerHeight="9" refX="7" refY="3" orient="auto"&gt;&lt;path d="M0,0 L7,3 L0,6 z" fill="#94a3b8"/&gt;&lt;/marker&gt;&lt;marker id="arw" markerWidth="9" markerHeight="9" refX="7" refY="3" orient="auto"&gt;&lt;path d="M0,0 L7,3 L0,6 z" fill="#ffffff"/&gt;&lt;/marker&gt;&lt;filter id="sh" x="-20%" y="-20%" width="140%" height="140%"&gt;&lt;feDropShadow dx="0" dy="2" stdDeviation="3" flood-color="#0f172a" flood-opacity="0.16"/&gt;&lt;/filter&gt;&lt;/defs&gt;&lt;defs&gt;&lt;linearGradient id="bn12c5b4a" x1="0" y1="0" x2="1" y2="0"&gt;&lt;stop offset="0" stop-color="#7e22ce"/&gt;&lt;stop offset="1" stop-color="#9333ea"/&gt;&lt;/linearGradient&gt;&lt;/defs&gt;&lt;rect width="840" height="460" rx="14" fill="#ffffff"/&gt;&lt;rect x="0" y="0" width="840" height="48" rx="14" fill="url(#bn12c5b4a)"/&gt;&lt;rect x="0" y="32" width="840" height="16" fill="url(#bn12c5b4a)"/&gt;&lt;text x="420" y="25" text-anchor="middle" font-size="14.5" font-weight="700" fill="#ffffff" dominant-baseline="middle"&gt;Operating Model - Evaluation of GraphRAG&lt;/text&gt;&lt;rect x="273" y="97" width="144" height="144" rx="12" fill="#7e22ce"/&gt;&lt;text x="345" y="162" text-anchor="middle" font-size="12" font-weight="600" fill="#fff" dominant-baseline="middle"&gt;Limits of&lt;/text&gt;&lt;text x="345" y="176" text-anchor="middle" font-size="12" font-weight="600" fill="#fff" dominant-baseline="middle"&gt;Vector-Only RAG&lt;/text&gt;&lt;rect x="423" y="97" width="144" height="144" rx="12" fill="#9333ea"/&gt;&lt;text x="495" y="155" text-anchor="middle" font-size="12" font-weight="600" fill="#fff" dominant-baseline="middle"&gt;Knowledge Graph&lt;/text&gt;&lt;text x="495" y="169" text-anchor="middle" font-size="12" font-weight="600" fill="#fff" dominant-baseline="middle"&gt;Construction&lt;/text&gt;&lt;text x="495" y="183" text-anchor="middle" font-size="12" font-weight="600" fill="#fff" dominant-baseline="middle"&gt;from Text&lt;/text&gt;&lt;rect x="273" y="247" width="144" height="144" rx="12" fill="#a21caf"/&gt;&lt;text x="345" y="305" text-anchor="middle" font-size="12" font-weight="600" fill="#fff" dominant-baseline="middle"&gt;Entity&lt;/text&gt;&lt;text x="345" y="319" text-anchor="middle" font-size="12" font-weight="600" fill="#fff" dominant-baseline="middle"&gt;Resolution and&lt;/text&gt;&lt;text x="345" y="333" text-anchor="middle" font-size="12" font-weight="600" fill="#fff" dominant-baseline="middle"&gt;Deduplication&lt;/text&gt;&lt;rect x="423" y="247" width="144" height="144" rx="12" fill="#c026d3"/&gt;&lt;text x="495" y="305" text-anchor="middle" font-size="12" font-weight="600" fill="#fff" dominant-baseline="middle"&gt;Community&lt;/text&gt;&lt;text x="495" y="319" text-anchor="middle" font-size="12" font-weight="600" fill="#fff" dominant-baseline="middle"&gt;Detection and&lt;/text&gt;&lt;text x="495" y="333" text-anchor="middle" font-size="12" font-weight="600" fill="#fff" dominant-baseline="middle"&gt;Summarisation&lt;/text&gt;&lt;text x="420" y="82" text-anchor="middle" font-size="10" font-weight="600" fill="#64748b" dominant-baseline="middle"&gt;High impact&lt;/text&gt;&lt;text x="420" y="410" text-anchor="middle" font-size="10" font-weight="600" fill="#64748b" dominant-baseline="middle"&gt;Low impact&lt;/text&gt;&lt;text x="258.0" y="244.0" text-anchor="middle" font-size="10" fill="#64748b" transform="rotate(-90 258.0 244.0)"&gt;Low effort&lt;/text&gt;&lt;text x="582.0" y="244.0" text-anchor="middle" font-size="10" fill="#64748b" transform="rotate(90 582.0 244.0)"&gt;High effort&lt;/text&gt;&lt;text x="28" y="446" text-anchor="start" font-size="9.5" font-weight="500" fill="#64748b" dominant-baseline="middle"&gt;GraphRAG  •  Operating Model&lt;/text&gt;&lt;/svg&gt;</w:t>
       </w:r>
     </w:p>
     <w:p>
@@ -14054,7 +14054,7 @@
           <w:rFonts w:ascii="Consolas" w:hAnsi="Consolas"/>
           <w:sz w:val="16"/>
         </w:rPr>
-        <w:t>&lt;svg xmlns="http://www.w3.org/2000/svg" width="840" height="460" data-tpl="flow_v" data-pal="7-1" viewBox="0 0 840 460" font-family="Inter, Segoe UI, Arial, sans-serif"&gt;&lt;defs&gt;&lt;marker id="ar" markerWidth="9" markerHeight="9" refX="7" refY="3" orient="auto"&gt;&lt;path d="M0,0 L7,3 L0,6 z" fill="#94a3b8"/&gt;&lt;/marker&gt;&lt;marker id="arw" markerWidth="9" markerHeight="9" refX="7" refY="3" orient="auto"&gt;&lt;path d="M0,0 L7,3 L0,6 z" fill="#ffffff"/&gt;&lt;/marker&gt;&lt;filter id="sh" x="-20%" y="-20%" width="140%" height="140%"&gt;&lt;feDropShadow dx="0" dy="2" stdDeviation="3" flood-color="#0f172a" flood-opacity="0.16"/&gt;&lt;/filter&gt;&lt;/defs&gt;&lt;defs&gt;&lt;linearGradient id="bn8b7e058" x1="0" y1="0" x2="1" y2="0"&gt;&lt;stop offset="0" stop-color="#7e22ce"/&gt;&lt;stop offset="1" stop-color="#9333ea"/&gt;&lt;/linearGradient&gt;&lt;/defs&gt;&lt;rect width="840" height="460" rx="14" fill="#ffffff"/&gt;&lt;rect x="0" y="0" width="840" height="48" rx="14" fill="url(#bn8b7e058)"/&gt;&lt;rect x="0" y="32" width="840" height="16" fill="url(#bn8b7e058)"/&gt;&lt;text x="420" y="25" text-anchor="middle" font-size="15" font-weight="700" fill="#ffffff" dominant-baseline="middle"&gt;Data Flow - Case Study: Research at Scale&lt;/text&gt;&lt;rect x="270" y="70" width="300" height="52" rx="11" fill="#7e22ce" filter="url(#sh)"/&gt;&lt;text x="420" y="96" text-anchor="middle" font-size="12" font-weight="600" fill="#ffffff" dominant-baseline="middle"&gt;Graph + Vector Hybrid Retrieval&lt;/text&gt;&lt;rect x="270" y="144" width="300" height="52" rx="11" fill="#9333ea" filter="url(#sh)"/&gt;&lt;text x="420" y="170" text-anchor="middle" font-size="12" font-weight="600" fill="#ffffff" dominant-baseline="middle"&gt;Query Routing in GraphRAG&lt;/text&gt;&lt;line x1="420" y1="122" x2="420" y2="144" stroke="#94a3b8" stroke-width="2" marker-end="url(#ar)"/&gt;&lt;rect x="270" y="218" width="300" height="52" rx="11" fill="#a21caf" filter="url(#sh)"/&gt;&lt;text x="420" y="244" text-anchor="middle" font-size="12" font-weight="600" fill="#ffffff" dominant-baseline="middle"&gt;Multi-Hop Reasoning over Graphs&lt;/text&gt;&lt;line x1="420" y1="196" x2="420" y2="218" stroke="#94a3b8" stroke-width="2" marker-end="url(#ar)"/&gt;&lt;rect x="270" y="292" width="300" height="52" rx="11" fill="#c026d3" filter="url(#sh)"/&gt;&lt;text x="420" y="318" text-anchor="middle" font-size="12" font-weight="600" fill="#ffffff" dominant-baseline="middle"&gt;Evaluation of GraphRAG&lt;/text&gt;&lt;line x1="420" y1="270" x2="420" y2="292" stroke="#94a3b8" stroke-width="2" marker-end="url(#ar)"/&gt;&lt;rect x="270" y="366" width="300" height="52" rx="11" fill="#d946ef" filter="url(#sh)"/&gt;&lt;text x="420" y="392" text-anchor="middle" font-size="12" font-weight="600" fill="#ffffff" dominant-baseline="middle"&gt;Cost and Indexing Trade-offs&lt;/text&gt;&lt;line x1="420" y1="344" x2="420" y2="366" stroke="#94a3b8" stroke-width="2" marker-end="url(#ar)"/&gt;&lt;text x="28" y="446" text-anchor="start" font-size="9.5" font-weight="500" fill="#64748b" dominant-baseline="middle"&gt;GraphRAG  •  Data Flow&lt;/text&gt;&lt;/svg&gt;</w:t>
+        <w:t>&lt;svg xmlns="http://www.w3.org/2000/svg" width="840" height="460" data-tpl="flow_v" data-pal="7-1" viewBox="0 0 840 460" font-family="Inter, Segoe UI, Arial, sans-serif"&gt;&lt;defs&gt;&lt;marker id="ar" markerWidth="9" markerHeight="9" refX="7" refY="3" orient="auto"&gt;&lt;path d="M0,0 L7,3 L0,6 z" fill="#94a3b8"/&gt;&lt;/marker&gt;&lt;marker id="arw" markerWidth="9" markerHeight="9" refX="7" refY="3" orient="auto"&gt;&lt;path d="M0,0 L7,3 L0,6 z" fill="#ffffff"/&gt;&lt;/marker&gt;&lt;filter id="sh" x="-20%" y="-20%" width="140%" height="140%"&gt;&lt;feDropShadow dx="0" dy="2" stdDeviation="3" flood-color="#0f172a" flood-opacity="0.16"/&gt;&lt;/filter&gt;&lt;/defs&gt;&lt;defs&gt;&lt;linearGradient id="bn8b7e058" x1="0" y1="0" x2="1" y2="0"&gt;&lt;stop offset="0" stop-color="#7e22ce"/&gt;&lt;stop offset="1" stop-color="#9333ea"/&gt;&lt;/linearGradient&gt;&lt;/defs&gt;&lt;rect width="840" height="460" rx="14" fill="#ffffff"/&gt;&lt;rect x="0" y="0" width="840" height="48" rx="14" fill="url(#bn8b7e058)"/&gt;&lt;rect x="0" y="32" width="840" height="16" fill="url(#bn8b7e058)"/&gt;&lt;text x="420" y="25" text-anchor="middle" font-size="14.5" font-weight="700" fill="#ffffff" dominant-baseline="middle"&gt;Data Flow - Case Study: Research at Scale&lt;/text&gt;&lt;rect x="270" y="70" width="300" height="52" rx="11" fill="#7e22ce" filter="url(#sh)"/&gt;&lt;text x="420" y="96" text-anchor="middle" font-size="12" font-weight="600" fill="#ffffff" dominant-baseline="middle"&gt;Graph + Vector Hybrid Retrieval&lt;/text&gt;&lt;rect x="270" y="144" width="300" height="52" rx="11" fill="#9333ea" filter="url(#sh)"/&gt;&lt;text x="420" y="170" text-anchor="middle" font-size="12" font-weight="600" fill="#ffffff" dominant-baseline="middle"&gt;Query Routing in GraphRAG&lt;/text&gt;&lt;line x1="420" y1="122" x2="420" y2="144" stroke="#94a3b8" stroke-width="2" marker-end="url(#ar)"/&gt;&lt;rect x="270" y="218" width="300" height="52" rx="11" fill="#a21caf" filter="url(#sh)"/&gt;&lt;text x="420" y="244" text-anchor="middle" font-size="12" font-weight="600" fill="#ffffff" dominant-baseline="middle"&gt;Multi-Hop Reasoning over Graphs&lt;/text&gt;&lt;line x1="420" y1="196" x2="420" y2="218" stroke="#94a3b8" stroke-width="2" marker-end="url(#ar)"/&gt;&lt;rect x="270" y="292" width="300" height="52" rx="11" fill="#c026d3" filter="url(#sh)"/&gt;&lt;text x="420" y="318" text-anchor="middle" font-size="12" font-weight="600" fill="#ffffff" dominant-baseline="middle"&gt;Evaluation of GraphRAG&lt;/text&gt;&lt;line x1="420" y1="270" x2="420" y2="292" stroke="#94a3b8" stroke-width="2" marker-end="url(#ar)"/&gt;&lt;rect x="270" y="366" width="300" height="52" rx="11" fill="#d946ef" filter="url(#sh)"/&gt;&lt;text x="420" y="392" text-anchor="middle" font-size="12" font-weight="600" fill="#ffffff" dominant-baseline="middle"&gt;Cost and Indexing Trade-offs&lt;/text&gt;&lt;line x1="420" y1="344" x2="420" y2="366" stroke="#94a3b8" stroke-width="2" marker-end="url(#ar)"/&gt;&lt;text x="28" y="446" text-anchor="start" font-size="9.5" font-weight="500" fill="#64748b" dominant-baseline="middle"&gt;GraphRAG  •  Data Flow&lt;/text&gt;&lt;/svg&gt;</w:t>
       </w:r>
     </w:p>
     <w:p>
@@ -15793,7 +15793,7 @@
           <w:rFonts w:ascii="Consolas" w:hAnsi="Consolas"/>
           <w:sz w:val="16"/>
         </w:rPr>
-        <w:t>&lt;svg xmlns="http://www.w3.org/2000/svg" width="840" height="460" data-tpl="matrix" data-pal="2-1" viewBox="0 0 840 460" font-family="Inter, Segoe UI, Arial, sans-serif"&gt;&lt;defs&gt;&lt;marker id="ar" markerWidth="9" markerHeight="9" refX="7" refY="3" orient="auto"&gt;&lt;path d="M0,0 L7,3 L0,6 z" fill="#94a3b8"/&gt;&lt;/marker&gt;&lt;marker id="arw" markerWidth="9" markerHeight="9" refX="7" refY="3" orient="auto"&gt;&lt;path d="M0,0 L7,3 L0,6 z" fill="#ffffff"/&gt;&lt;/marker&gt;&lt;filter id="sh" x="-20%" y="-20%" width="140%" height="140%"&gt;&lt;feDropShadow dx="0" dy="2" stdDeviation="3" flood-color="#0f172a" flood-opacity="0.16"/&gt;&lt;/filter&gt;&lt;/defs&gt;&lt;defs&gt;&lt;linearGradient id="bn173bea4" x1="0" y1="0" x2="1" y2="0"&gt;&lt;stop offset="0" stop-color="#059669"/&gt;&lt;stop offset="1" stop-color="#10b981"/&gt;&lt;/linearGradient&gt;&lt;/defs&gt;&lt;rect width="840" height="460" rx="14" fill="#ffffff"/&gt;&lt;rect x="0" y="0" width="840" height="48" rx="14" fill="url(#bn173bea4)"/&gt;&lt;rect x="0" y="32" width="840" height="16" fill="url(#bn173bea4)"/&gt;&lt;text x="420" y="25" text-anchor="middle" font-size="15" font-weight="700" fill="#ffffff" dominant-baseline="middle"&gt;Capability Map - Evaluation and Quality Assurance&lt;/text&gt;&lt;rect x="273" y="97" width="144" height="144" rx="12" fill="#059669"/&gt;&lt;text x="345" y="169" text-anchor="middle" font-size="12" font-weight="600" fill="#fff" dominant-baseline="middle"&gt;Limits of Vecto…&lt;/text&gt;&lt;rect x="423" y="97" width="144" height="144" rx="12" fill="#10b981"/&gt;&lt;text x="495" y="169" text-anchor="middle" font-size="12" font-weight="600" fill="#fff" dominant-baseline="middle"&gt;Knowledge Graph…&lt;/text&gt;&lt;rect x="273" y="247" width="144" height="144" rx="12" fill="#34d399"/&gt;&lt;text x="345" y="319" text-anchor="middle" font-size="12" font-weight="600" fill="#fff" dominant-baseline="middle"&gt;Entity Resoluti…&lt;/text&gt;&lt;rect x="423" y="247" width="144" height="144" rx="12" fill="#0d9488"/&gt;&lt;text x="495" y="319" text-anchor="middle" font-size="12" font-weight="600" fill="#fff" dominant-baseline="middle"&gt;Community Detec…&lt;/text&gt;&lt;text x="420" y="82" text-anchor="middle" font-size="10" font-weight="600" fill="#64748b" dominant-baseline="middle"&gt;High impact&lt;/text&gt;&lt;text x="420" y="410" text-anchor="middle" font-size="10" font-weight="600" fill="#64748b" dominant-baseline="middle"&gt;Low impact&lt;/text&gt;&lt;text x="258.0" y="244.0" text-anchor="middle" font-size="10" fill="#64748b" transform="rotate(-90 258.0 244.0)"&gt;Low effort&lt;/text&gt;&lt;text x="582.0" y="244.0" text-anchor="middle" font-size="10" fill="#64748b" transform="rotate(90 582.0 244.0)"&gt;High effort&lt;/text&gt;&lt;text x="28" y="446" text-anchor="start" font-size="9.5" font-weight="500" fill="#64748b" dominant-baseline="middle"&gt;GraphRAG  •  Capability Map&lt;/text&gt;&lt;/svg&gt;</w:t>
+        <w:t>&lt;svg xmlns="http://www.w3.org/2000/svg" width="840" height="460" data-tpl="matrix" data-pal="2-1" viewBox="0 0 840 460" font-family="Inter, Segoe UI, Arial, sans-serif"&gt;&lt;defs&gt;&lt;marker id="ar" markerWidth="9" markerHeight="9" refX="7" refY="3" orient="auto"&gt;&lt;path d="M0,0 L7,3 L0,6 z" fill="#94a3b8"/&gt;&lt;/marker&gt;&lt;marker id="arw" markerWidth="9" markerHeight="9" refX="7" refY="3" orient="auto"&gt;&lt;path d="M0,0 L7,3 L0,6 z" fill="#ffffff"/&gt;&lt;/marker&gt;&lt;filter id="sh" x="-20%" y="-20%" width="140%" height="140%"&gt;&lt;feDropShadow dx="0" dy="2" stdDeviation="3" flood-color="#0f172a" flood-opacity="0.16"/&gt;&lt;/filter&gt;&lt;/defs&gt;&lt;defs&gt;&lt;linearGradient id="bn173bea4" x1="0" y1="0" x2="1" y2="0"&gt;&lt;stop offset="0" stop-color="#059669"/&gt;&lt;stop offset="1" stop-color="#10b981"/&gt;&lt;/linearGradient&gt;&lt;/defs&gt;&lt;rect width="840" height="460" rx="14" fill="#ffffff"/&gt;&lt;rect x="0" y="0" width="840" height="48" rx="14" fill="url(#bn173bea4)"/&gt;&lt;rect x="0" y="32" width="840" height="16" fill="url(#bn173bea4)"/&gt;&lt;text x="420" y="25" text-anchor="middle" font-size="14.5" font-weight="700" fill="#ffffff" dominant-baseline="middle"&gt;Capability Map - Evaluation and Quality Assurance&lt;/text&gt;&lt;rect x="273" y="97" width="144" height="144" rx="12" fill="#059669"/&gt;&lt;text x="345" y="162" text-anchor="middle" font-size="12" font-weight="600" fill="#fff" dominant-baseline="middle"&gt;Limits of&lt;/text&gt;&lt;text x="345" y="176" text-anchor="middle" font-size="12" font-weight="600" fill="#fff" dominant-baseline="middle"&gt;Vector-Only RAG&lt;/text&gt;&lt;rect x="423" y="97" width="144" height="144" rx="12" fill="#10b981"/&gt;&lt;text x="495" y="155" text-anchor="middle" font-size="12" font-weight="600" fill="#fff" dominant-baseline="middle"&gt;Knowledge Graph&lt;/text&gt;&lt;text x="495" y="169" text-anchor="middle" font-size="12" font-weight="600" fill="#fff" dominant-baseline="middle"&gt;Construction&lt;/text&gt;&lt;text x="495" y="183" text-anchor="middle" font-size="12" font-weight="600" fill="#fff" dominant-baseline="middle"&gt;from Text&lt;/text&gt;&lt;rect x="273" y="247" width="144" height="144" rx="12" fill="#34d399"/&gt;&lt;text x="345" y="305" text-anchor="middle" font-size="12" font-weight="600" fill="#fff" dominant-baseline="middle"&gt;Entity&lt;/text&gt;&lt;text x="345" y="319" text-anchor="middle" font-size="12" font-weight="600" fill="#fff" dominant-baseline="middle"&gt;Resolution and&lt;/text&gt;&lt;text x="345" y="333" text-anchor="middle" font-size="12" font-weight="600" fill="#fff" dominant-baseline="middle"&gt;Deduplication&lt;/text&gt;&lt;rect x="423" y="247" width="144" height="144" rx="12" fill="#0d9488"/&gt;&lt;text x="495" y="305" text-anchor="middle" font-size="12" font-weight="600" fill="#fff" dominant-baseline="middle"&gt;Community&lt;/text&gt;&lt;text x="495" y="319" text-anchor="middle" font-size="12" font-weight="600" fill="#fff" dominant-baseline="middle"&gt;Detection and&lt;/text&gt;&lt;text x="495" y="333" text-anchor="middle" font-size="12" font-weight="600" fill="#fff" dominant-baseline="middle"&gt;Summarisation&lt;/text&gt;&lt;text x="420" y="82" text-anchor="middle" font-size="10" font-weight="600" fill="#64748b" dominant-baseline="middle"&gt;High impact&lt;/text&gt;&lt;text x="420" y="410" text-anchor="middle" font-size="10" font-weight="600" fill="#64748b" dominant-baseline="middle"&gt;Low impact&lt;/text&gt;&lt;text x="258.0" y="244.0" text-anchor="middle" font-size="10" fill="#64748b" transform="rotate(-90 258.0 244.0)"&gt;Low effort&lt;/text&gt;&lt;text x="582.0" y="244.0" text-anchor="middle" font-size="10" fill="#64748b" transform="rotate(90 582.0 244.0)"&gt;High effort&lt;/text&gt;&lt;text x="28" y="446" text-anchor="start" font-size="9.5" font-weight="500" fill="#64748b" dominant-baseline="middle"&gt;GraphRAG  •  Capability Map&lt;/text&gt;&lt;/svg&gt;</w:t>
       </w:r>
     </w:p>
     <w:p>
@@ -18347,7 +18347,7 @@
           <w:rFonts w:ascii="Consolas" w:hAnsi="Consolas"/>
           <w:sz w:val="16"/>
         </w:rPr>
-        <w:t>&lt;svg xmlns="http://www.w3.org/2000/svg" width="840" height="460" data-tpl="matrix" data-pal="1-5" viewBox="0 0 840 460" font-family="Inter, Segoe UI, Arial, sans-serif"&gt;&lt;defs&gt;&lt;marker id="ar" markerWidth="9" markerHeight="9" refX="7" refY="3" orient="auto"&gt;&lt;path d="M0,0 L7,3 L0,6 z" fill="#94a3b8"/&gt;&lt;/marker&gt;&lt;marker id="arw" markerWidth="9" markerHeight="9" refX="7" refY="3" orient="auto"&gt;&lt;path d="M0,0 L7,3 L0,6 z" fill="#ffffff"/&gt;&lt;/marker&gt;&lt;filter id="sh" x="-20%" y="-20%" width="140%" height="140%"&gt;&lt;feDropShadow dx="0" dy="2" stdDeviation="3" flood-color="#0f172a" flood-opacity="0.16"/&gt;&lt;/filter&gt;&lt;/defs&gt;&lt;defs&gt;&lt;linearGradient id="bn5084b8e" x1="0" y1="0" x2="1" y2="0"&gt;&lt;stop offset="0" stop-color="#075985"/&gt;&lt;stop offset="1" stop-color="#0e7490"/&gt;&lt;/linearGradient&gt;&lt;/defs&gt;&lt;rect width="840" height="460" rx="14" fill="#ffffff"/&gt;&lt;rect x="0" y="0" width="840" height="48" rx="14" fill="url(#bn5084b8e)"/&gt;&lt;rect x="0" y="32" width="840" height="16" fill="url(#bn5084b8e)"/&gt;&lt;text x="420" y="25" text-anchor="middle" font-size="15" font-weight="700" fill="#ffffff" dominant-baseline="middle"&gt;Security Architecture - Integration and Interoperability&lt;/text&gt;&lt;rect x="273" y="97" width="144" height="144" rx="12" fill="#075985"/&gt;&lt;text x="345" y="169" text-anchor="middle" font-size="12" font-weight="600" fill="#fff" dominant-baseline="middle"&gt;Knowledge Graph…&lt;/text&gt;&lt;rect x="423" y="97" width="144" height="144" rx="12" fill="#0e7490"/&gt;&lt;text x="495" y="169" text-anchor="middle" font-size="12" font-weight="600" fill="#fff" dominant-baseline="middle"&gt;Entity Resoluti…&lt;/text&gt;&lt;rect x="273" y="247" width="144" height="144" rx="12" fill="#0891b2"/&gt;&lt;text x="345" y="319" text-anchor="middle" font-size="12" font-weight="600" fill="#fff" dominant-baseline="middle"&gt;Community Detec…&lt;/text&gt;&lt;rect x="423" y="247" width="144" height="144" rx="12" fill="#0ea5e9"/&gt;&lt;text x="495" y="319" text-anchor="middle" font-size="12" font-weight="600" fill="#fff" dominant-baseline="middle"&gt;Local versus Gl…&lt;/text&gt;&lt;text x="420" y="82" text-anchor="middle" font-size="10" font-weight="600" fill="#64748b" dominant-baseline="middle"&gt;High impact&lt;/text&gt;&lt;text x="420" y="410" text-anchor="middle" font-size="10" font-weight="600" fill="#64748b" dominant-baseline="middle"&gt;Low impact&lt;/text&gt;&lt;text x="258.0" y="244.0" text-anchor="middle" font-size="10" fill="#64748b" transform="rotate(-90 258.0 244.0)"&gt;Low effort&lt;/text&gt;&lt;text x="582.0" y="244.0" text-anchor="middle" font-size="10" fill="#64748b" transform="rotate(90 582.0 244.0)"&gt;High effort&lt;/text&gt;&lt;text x="28" y="446" text-anchor="start" font-size="9.5" font-weight="500" fill="#64748b" dominant-baseline="middle"&gt;GraphRAG  •  Security Architecture&lt;/text&gt;&lt;/svg&gt;</w:t>
+        <w:t>&lt;svg xmlns="http://www.w3.org/2000/svg" width="840" height="460" data-tpl="matrix" data-pal="1-5" viewBox="0 0 840 460" font-family="Inter, Segoe UI, Arial, sans-serif"&gt;&lt;defs&gt;&lt;marker id="ar" markerWidth="9" markerHeight="9" refX="7" refY="3" orient="auto"&gt;&lt;path d="M0,0 L7,3 L0,6 z" fill="#94a3b8"/&gt;&lt;/marker&gt;&lt;marker id="arw" markerWidth="9" markerHeight="9" refX="7" refY="3" orient="auto"&gt;&lt;path d="M0,0 L7,3 L0,6 z" fill="#ffffff"/&gt;&lt;/marker&gt;&lt;filter id="sh" x="-20%" y="-20%" width="140%" height="140%"&gt;&lt;feDropShadow dx="0" dy="2" stdDeviation="3" flood-color="#0f172a" flood-opacity="0.16"/&gt;&lt;/filter&gt;&lt;/defs&gt;&lt;defs&gt;&lt;linearGradient id="bn5084b8e" x1="0" y1="0" x2="1" y2="0"&gt;&lt;stop offset="0" stop-color="#075985"/&gt;&lt;stop offset="1" stop-color="#0e7490"/&gt;&lt;/linearGradient&gt;&lt;/defs&gt;&lt;rect width="840" height="460" rx="14" fill="#ffffff"/&gt;&lt;rect x="0" y="0" width="840" height="48" rx="14" fill="url(#bn5084b8e)"/&gt;&lt;rect x="0" y="32" width="840" height="16" fill="url(#bn5084b8e)"/&gt;&lt;text x="420" y="25" text-anchor="middle" font-size="14.5" font-weight="700" fill="#ffffff" dominant-baseline="middle"&gt;Security Architecture - Integration and Interoperability&lt;/text&gt;&lt;rect x="273" y="97" width="144" height="144" rx="12" fill="#075985"/&gt;&lt;text x="345" y="155" text-anchor="middle" font-size="12" font-weight="600" fill="#fff" dominant-baseline="middle"&gt;Knowledge Graph&lt;/text&gt;&lt;text x="345" y="169" text-anchor="middle" font-size="12" font-weight="600" fill="#fff" dominant-baseline="middle"&gt;Construction&lt;/text&gt;&lt;text x="345" y="183" text-anchor="middle" font-size="12" font-weight="600" fill="#fff" dominant-baseline="middle"&gt;from Text&lt;/text&gt;&lt;rect x="423" y="97" width="144" height="144" rx="12" fill="#0e7490"/&gt;&lt;text x="495" y="155" text-anchor="middle" font-size="12" font-weight="600" fill="#fff" dominant-baseline="middle"&gt;Entity&lt;/text&gt;&lt;text x="495" y="169" text-anchor="middle" font-size="12" font-weight="600" fill="#fff" dominant-baseline="middle"&gt;Resolution and&lt;/text&gt;&lt;text x="495" y="183" text-anchor="middle" font-size="12" font-weight="600" fill="#fff" dominant-baseline="middle"&gt;Deduplication&lt;/text&gt;&lt;rect x="273" y="247" width="144" height="144" rx="12" fill="#0891b2"/&gt;&lt;text x="345" y="305" text-anchor="middle" font-size="12" font-weight="600" fill="#fff" dominant-baseline="middle"&gt;Community&lt;/text&gt;&lt;text x="345" y="319" text-anchor="middle" font-size="12" font-weight="600" fill="#fff" dominant-baseline="middle"&gt;Detection and&lt;/text&gt;&lt;text x="345" y="333" text-anchor="middle" font-size="12" font-weight="600" fill="#fff" dominant-baseline="middle"&gt;Summarisation&lt;/text&gt;&lt;rect x="423" y="247" width="144" height="144" rx="12" fill="#0ea5e9"/&gt;&lt;text x="495" y="312" text-anchor="middle" font-size="12" font-weight="600" fill="#fff" dominant-baseline="middle"&gt;Local versus&lt;/text&gt;&lt;text x="495" y="326" text-anchor="middle" font-size="12" font-weight="600" fill="#fff" dominant-baseline="middle"&gt;Global Search&lt;/text&gt;&lt;text x="420" y="82" text-anchor="middle" font-size="10" font-weight="600" fill="#64748b" dominant-baseline="middle"&gt;High impact&lt;/text&gt;&lt;text x="420" y="410" text-anchor="middle" font-size="10" font-weight="600" fill="#64748b" dominant-baseline="middle"&gt;Low impact&lt;/text&gt;&lt;text x="258.0" y="244.0" text-anchor="middle" font-size="10" fill="#64748b" transform="rotate(-90 258.0 244.0)"&gt;Low effort&lt;/text&gt;&lt;text x="582.0" y="244.0" text-anchor="middle" font-size="10" fill="#64748b" transform="rotate(90 582.0 244.0)"&gt;High effort&lt;/text&gt;&lt;text x="28" y="446" text-anchor="start" font-size="9.5" font-weight="500" fill="#64748b" dominant-baseline="middle"&gt;GraphRAG  •  Security Architecture&lt;/text&gt;&lt;/svg&gt;</w:t>
       </w:r>
     </w:p>
     <w:p>
@@ -18372,7 +18372,7 @@
           <w:rFonts w:ascii="Consolas" w:hAnsi="Consolas"/>
           <w:sz w:val="16"/>
         </w:rPr>
-        <w:t>&lt;svg xmlns="http://www.w3.org/2000/svg" width="840" height="460" data-tpl="steps" data-pal="0-1" viewBox="0 0 840 460" font-family="Inter, Segoe UI, Arial, sans-serif"&gt;&lt;defs&gt;&lt;marker id="ar" markerWidth="9" markerHeight="9" refX="7" refY="3" orient="auto"&gt;&lt;path d="M0,0 L7,3 L0,6 z" fill="#94a3b8"/&gt;&lt;/marker&gt;&lt;marker id="arw" markerWidth="9" markerHeight="9" refX="7" refY="3" orient="auto"&gt;&lt;path d="M0,0 L7,3 L0,6 z" fill="#ffffff"/&gt;&lt;/marker&gt;&lt;filter id="sh" x="-20%" y="-20%" width="140%" height="140%"&gt;&lt;feDropShadow dx="0" dy="2" stdDeviation="3" flood-color="#0f172a" flood-opacity="0.16"/&gt;&lt;/filter&gt;&lt;/defs&gt;&lt;defs&gt;&lt;linearGradient id="bn2ed08ab" x1="0" y1="0" x2="1" y2="0"&gt;&lt;stop offset="0" stop-color="#6d28d9"/&gt;&lt;stop offset="1" stop-color="#7c3aed"/&gt;&lt;/linearGradient&gt;&lt;/defs&gt;&lt;rect width="840" height="460" rx="14" fill="#ffffff"/&gt;&lt;rect x="0" y="0" width="840" height="48" rx="14" fill="url(#bn2ed08ab)"/&gt;&lt;rect x="0" y="32" width="840" height="16" fill="url(#bn2ed08ab)"/&gt;&lt;text x="420" y="25" text-anchor="middle" font-size="15" font-weight="700" fill="#ffffff" dominant-baseline="middle"&gt;DevOps Pipeline - Integration and Interoperability&lt;/text&gt;&lt;rect x="30" y="200" width="132" height="70" rx="12" fill="#6d28d9"/&gt;&lt;circle cx="54" cy="224" r="15" fill="#ffffff"/&gt;&lt;text x="54" y="224" text-anchor="middle" font-size="13" font-weight="600" fill="#6d28d9" dominant-baseline="middle"&gt;1&lt;/text&gt;&lt;text x="104" y="250" text-anchor="middle" font-size="10.5" font-weight="600" fill="#fff" dominant-baseline="middle"&gt;Security and Pr…&lt;/text&gt;&lt;rect x="192" y="200" width="132" height="70" rx="12" fill="#7c3aed"/&gt;&lt;circle cx="216" cy="224" r="15" fill="#ffffff"/&gt;&lt;text x="216" y="224" text-anchor="middle" font-size="13" font-weight="600" fill="#7c3aed" dominant-baseline="middle"&gt;2&lt;/text&gt;&lt;text x="266" y="250" text-anchor="middle" font-size="10.5" font-weight="600" fill="#fff" dominant-baseline="middle"&gt;The GraphRAG Re…&lt;/text&gt;&lt;line x1="162" y1="235" x2="192" y2="235" stroke="#94a3b8" stroke-width="2" marker-end="url(#ar)"/&gt;&lt;rect x="354" y="200" width="132" height="70" rx="12" fill="#8b5cf6"/&gt;&lt;circle cx="378" cy="224" r="15" fill="#ffffff"/&gt;&lt;text x="378" y="224" text-anchor="middle" font-size="13" font-weight="600" fill="#8b5cf6" dominant-baseline="middle"&gt;3&lt;/text&gt;&lt;text x="428" y="250" text-anchor="middle" font-size="10.5" font-weight="600" fill="#fff" dominant-baseline="middle"&gt;Limits of Vecto…&lt;/text&gt;&lt;line x1="324" y1="235" x2="354" y2="235" stroke="#94a3b8" stroke-width="2" marker-end="url(#ar)"/&gt;&lt;rect x="516" y="200" width="132" height="70" rx="12" fill="#a78bfa"/&gt;&lt;circle cx="540" cy="224" r="15" fill="#ffffff"/&gt;&lt;text x="540" y="224" text-anchor="middle" font-size="13" font-weight="600" fill="#a78bfa" dominant-baseline="middle"&gt;4&lt;/text&gt;&lt;text x="590" y="250" text-anchor="middle" font-size="10.5" font-weight="600" fill="#fff" dominant-baseline="middle"&gt;Knowledge Graph…&lt;/text&gt;&lt;line x1="486" y1="235" x2="516" y2="235" stroke="#94a3b8" stroke-width="2" marker-end="url(#ar)"/&gt;&lt;rect x="678" y="200" width="132" height="70" rx="12" fill="#c4b5fd"/&gt;&lt;circle cx="702" cy="224" r="15" fill="#ffffff"/&gt;&lt;text x="702" y="224" text-anchor="middle" font-size="13" font-weight="600" fill="#c4b5fd" dominant-baseline="middle"&gt;5&lt;/text&gt;&lt;text x="752" y="250" text-anchor="middle" font-size="10.5" font-weight="600" fill="#fff" dominant-baseline="middle"&gt;Entity Resoluti…&lt;/text&gt;&lt;line x1="648" y1="235" x2="678" y2="235" stroke="#94a3b8" stroke-width="2" marker-end="url(#ar)"/&gt;&lt;text x="28" y="446" text-anchor="start" font-size="9.5" font-weight="500" fill="#64748b" dominant-baseline="middle"&gt;GraphRAG  •  DevOps Pipeline&lt;/text&gt;&lt;/svg&gt;</w:t>
+        <w:t>&lt;svg xmlns="http://www.w3.org/2000/svg" width="840" height="460" data-tpl="steps" data-pal="0-1" viewBox="0 0 840 460" font-family="Inter, Segoe UI, Arial, sans-serif"&gt;&lt;defs&gt;&lt;marker id="ar" markerWidth="9" markerHeight="9" refX="7" refY="3" orient="auto"&gt;&lt;path d="M0,0 L7,3 L0,6 z" fill="#94a3b8"/&gt;&lt;/marker&gt;&lt;marker id="arw" markerWidth="9" markerHeight="9" refX="7" refY="3" orient="auto"&gt;&lt;path d="M0,0 L7,3 L0,6 z" fill="#ffffff"/&gt;&lt;/marker&gt;&lt;filter id="sh" x="-20%" y="-20%" width="140%" height="140%"&gt;&lt;feDropShadow dx="0" dy="2" stdDeviation="3" flood-color="#0f172a" flood-opacity="0.16"/&gt;&lt;/filter&gt;&lt;/defs&gt;&lt;defs&gt;&lt;linearGradient id="bn2ed08ab" x1="0" y1="0" x2="1" y2="0"&gt;&lt;stop offset="0" stop-color="#6d28d9"/&gt;&lt;stop offset="1" stop-color="#7c3aed"/&gt;&lt;/linearGradient&gt;&lt;/defs&gt;&lt;rect width="840" height="460" rx="14" fill="#ffffff"/&gt;&lt;rect x="0" y="0" width="840" height="48" rx="14" fill="url(#bn2ed08ab)"/&gt;&lt;rect x="0" y="32" width="840" height="16" fill="url(#bn2ed08ab)"/&gt;&lt;text x="420" y="25" text-anchor="middle" font-size="14.5" font-weight="700" fill="#ffffff" dominant-baseline="middle"&gt;DevOps Pipeline - Integration and Interoperability&lt;/text&gt;&lt;rect x="30" y="200" width="132" height="70" rx="12" fill="#6d28d9"/&gt;&lt;circle cx="54" cy="224" r="15" fill="#ffffff"/&gt;&lt;text x="54" y="224" text-anchor="middle" font-size="13" font-weight="600" fill="#6d28d9" dominant-baseline="middle"&gt;1&lt;/text&gt;&lt;text x="96" y="242" text-anchor="middle" font-size="10.5" font-weight="600" fill="#fff" dominant-baseline="middle"&gt;Security and&lt;/text&gt;&lt;text x="96" y="254" text-anchor="middle" font-size="10.5" font-weight="600" fill="#fff" dominant-baseline="middle"&gt;Provenance&lt;/text&gt;&lt;rect x="192" y="200" width="132" height="70" rx="12" fill="#7c3aed"/&gt;&lt;circle cx="216" cy="224" r="15" fill="#ffffff"/&gt;&lt;text x="216" y="224" text-anchor="middle" font-size="13" font-weight="600" fill="#7c3aed" dominant-baseline="middle"&gt;2&lt;/text&gt;&lt;text x="258" y="242" text-anchor="middle" font-size="10.5" font-weight="600" fill="#fff" dominant-baseline="middle"&gt;The GraphRAG&lt;/text&gt;&lt;text x="258" y="254" text-anchor="middle" font-size="10.5" font-weight="600" fill="#fff" dominant-baseline="middle"&gt;Reference&lt;/text&gt;&lt;line x1="162" y1="235" x2="192" y2="235" stroke="#94a3b8" stroke-width="2" marker-end="url(#ar)"/&gt;&lt;rect x="354" y="200" width="132" height="70" rx="12" fill="#8b5cf6"/&gt;&lt;circle cx="378" cy="224" r="15" fill="#ffffff"/&gt;&lt;text x="378" y="224" text-anchor="middle" font-size="13" font-weight="600" fill="#8b5cf6" dominant-baseline="middle"&gt;3&lt;/text&gt;&lt;text x="420" y="242" text-anchor="middle" font-size="10.5" font-weight="600" fill="#fff" dominant-baseline="middle"&gt;Limits of&lt;/text&gt;&lt;text x="420" y="254" text-anchor="middle" font-size="10.5" font-weight="600" fill="#fff" dominant-baseline="middle"&gt;Vector-Only RAG&lt;/text&gt;&lt;line x1="324" y1="235" x2="354" y2="235" stroke="#94a3b8" stroke-width="2" marker-end="url(#ar)"/&gt;&lt;rect x="516" y="200" width="132" height="70" rx="12" fill="#a78bfa"/&gt;&lt;circle cx="540" cy="224" r="15" fill="#ffffff"/&gt;&lt;text x="540" y="224" text-anchor="middle" font-size="13" font-weight="600" fill="#a78bfa" dominant-baseline="middle"&gt;4&lt;/text&gt;&lt;text x="582" y="242" text-anchor="middle" font-size="10.5" font-weight="600" fill="#fff" dominant-baseline="middle"&gt;Knowledge Graph&lt;/text&gt;&lt;text x="582" y="254" text-anchor="middle" font-size="10.5" font-weight="600" fill="#fff" dominant-baseline="middle"&gt;Construction from&lt;/text&gt;&lt;line x1="486" y1="235" x2="516" y2="235" stroke="#94a3b8" stroke-width="2" marker-end="url(#ar)"/&gt;&lt;rect x="678" y="200" width="132" height="70" rx="12" fill="#c4b5fd"/&gt;&lt;circle cx="702" cy="224" r="15" fill="#ffffff"/&gt;&lt;text x="702" y="224" text-anchor="middle" font-size="13" font-weight="600" fill="#c4b5fd" dominant-baseline="middle"&gt;5&lt;/text&gt;&lt;text x="744" y="242" text-anchor="middle" font-size="10.5" font-weight="600" fill="#fff" dominant-baseline="middle"&gt;Entity Resolution&lt;/text&gt;&lt;text x="744" y="254" text-anchor="middle" font-size="10.5" font-weight="600" fill="#fff" dominant-baseline="middle"&gt;and Deduplication&lt;/text&gt;&lt;line x1="648" y1="235" x2="678" y2="235" stroke="#94a3b8" stroke-width="2" marker-end="url(#ar)"/&gt;&lt;text x="28" y="446" text-anchor="start" font-size="9.5" font-weight="500" fill="#64748b" dominant-baseline="middle"&gt;GraphRAG  •  DevOps Pipeline&lt;/text&gt;&lt;/svg&gt;</w:t>
       </w:r>
     </w:p>
     <w:p>
@@ -19237,7 +19237,7 @@
           <w:rFonts w:ascii="Consolas" w:hAnsi="Consolas"/>
           <w:sz w:val="16"/>
         </w:rPr>
-        <w:t>&lt;svg xmlns="http://www.w3.org/2000/svg" width="840" height="460" data-tpl="flow_h" data-pal="11-2" viewBox="0 0 840 460" font-family="Inter, Segoe UI, Arial, sans-serif"&gt;&lt;defs&gt;&lt;marker id="ar" markerWidth="9" markerHeight="9" refX="7" refY="3" orient="auto"&gt;&lt;path d="M0,0 L7,3 L0,6 z" fill="#94a3b8"/&gt;&lt;/marker&gt;&lt;marker id="arw" markerWidth="9" markerHeight="9" refX="7" refY="3" orient="auto"&gt;&lt;path d="M0,0 L7,3 L0,6 z" fill="#ffffff"/&gt;&lt;/marker&gt;&lt;filter id="sh" x="-20%" y="-20%" width="140%" height="140%"&gt;&lt;feDropShadow dx="0" dy="2" stdDeviation="3" flood-color="#0f172a" flood-opacity="0.16"/&gt;&lt;/filter&gt;&lt;/defs&gt;&lt;defs&gt;&lt;linearGradient id="bn22917cc" x1="0" y1="0" x2="1" y2="0"&gt;&lt;stop offset="0" stop-color="#0e7490"/&gt;&lt;stop offset="1" stop-color="#b45309"/&gt;&lt;/linearGradient&gt;&lt;/defs&gt;&lt;rect width="840" height="460" rx="14" fill="#ffffff"/&gt;&lt;rect x="0" y="0" width="840" height="48" rx="14" fill="url(#bn22917cc)"/&gt;&lt;rect x="0" y="32" width="840" height="16" fill="url(#bn22917cc)"/&gt;&lt;text x="420" y="25" text-anchor="middle" font-size="15" font-weight="700" fill="#ffffff" dominant-baseline="middle"&gt;Application Flow - Trends and Research Directions&lt;/text&gt;&lt;rect x="39" y="196" width="130" height="68" rx="11" fill="#0e7490" filter="url(#sh)"/&gt;&lt;text x="104" y="230" text-anchor="middle" font-size="12" font-weight="600" fill="#ffffff" dominant-baseline="middle"&gt;Limits of Vector-O…&lt;/text&gt;&lt;rect x="197" y="196" width="130" height="68" rx="11" fill="#b45309" filter="url(#sh)"/&gt;&lt;text x="262" y="230" text-anchor="middle" font-size="12" font-weight="600" fill="#ffffff" dominant-baseline="middle"&gt;Knowledge Graph Co…&lt;/text&gt;&lt;line x1="169" y1="230" x2="197" y2="230" stroke="#94a3b8" stroke-width="2" marker-end="url(#ar)"/&gt;&lt;rect x="355" y="196" width="130" height="68" rx="11" fill="#9f1239" filter="url(#sh)"/&gt;&lt;text x="420" y="230" text-anchor="middle" font-size="12" font-weight="600" fill="#ffffff" dominant-baseline="middle"&gt;Entity Resolution …&lt;/text&gt;&lt;line x1="327" y1="230" x2="355" y2="230" stroke="#94a3b8" stroke-width="2" marker-end="url(#ar)"/&gt;&lt;rect x="513" y="196" width="130" height="68" rx="11" fill="#4338ca" filter="url(#sh)"/&gt;&lt;text x="578" y="230" text-anchor="middle" font-size="12" font-weight="600" fill="#ffffff" dominant-baseline="middle"&gt;Community Detectio…&lt;/text&gt;&lt;line x1="485" y1="230" x2="513" y2="230" stroke="#94a3b8" stroke-width="2" marker-end="url(#ar)"/&gt;&lt;rect x="671" y="196" width="130" height="68" rx="11" fill="#0f172a" filter="url(#sh)"/&gt;&lt;text x="736" y="230" text-anchor="middle" font-size="12" font-weight="600" fill="#ffffff" dominant-baseline="middle"&gt;Local versus Globa…&lt;/text&gt;&lt;line x1="643" y1="230" x2="671" y2="230" stroke="#94a3b8" stroke-width="2" marker-end="url(#ar)"/&gt;&lt;text x="420" y="300" text-anchor="middle" font-size="11" font-weight="500" fill="#64748b" dominant-baseline="middle"&gt;end-to-end flow&lt;/text&gt;&lt;text x="28" y="446" text-anchor="start" font-size="9.5" font-weight="500" fill="#64748b" dominant-baseline="middle"&gt;GraphRAG  •  Application Flow&lt;/text&gt;&lt;/svg&gt;</w:t>
+        <w:t>&lt;svg xmlns="http://www.w3.org/2000/svg" width="840" height="460" data-tpl="flow_h" data-pal="11-2" viewBox="0 0 840 460" font-family="Inter, Segoe UI, Arial, sans-serif"&gt;&lt;defs&gt;&lt;marker id="ar" markerWidth="9" markerHeight="9" refX="7" refY="3" orient="auto"&gt;&lt;path d="M0,0 L7,3 L0,6 z" fill="#94a3b8"/&gt;&lt;/marker&gt;&lt;marker id="arw" markerWidth="9" markerHeight="9" refX="7" refY="3" orient="auto"&gt;&lt;path d="M0,0 L7,3 L0,6 z" fill="#ffffff"/&gt;&lt;/marker&gt;&lt;filter id="sh" x="-20%" y="-20%" width="140%" height="140%"&gt;&lt;feDropShadow dx="0" dy="2" stdDeviation="3" flood-color="#0f172a" flood-opacity="0.16"/&gt;&lt;/filter&gt;&lt;/defs&gt;&lt;defs&gt;&lt;linearGradient id="bn22917cc" x1="0" y1="0" x2="1" y2="0"&gt;&lt;stop offset="0" stop-color="#0e7490"/&gt;&lt;stop offset="1" stop-color="#b45309"/&gt;&lt;/linearGradient&gt;&lt;/defs&gt;&lt;rect width="840" height="460" rx="14" fill="#ffffff"/&gt;&lt;rect x="0" y="0" width="840" height="48" rx="14" fill="url(#bn22917cc)"/&gt;&lt;rect x="0" y="32" width="840" height="16" fill="url(#bn22917cc)"/&gt;&lt;text x="420" y="25" text-anchor="middle" font-size="14.5" font-weight="700" fill="#ffffff" dominant-baseline="middle"&gt;Application Flow - Trends and Research Directions&lt;/text&gt;&lt;rect x="39" y="196" width="130" height="68" rx="11" fill="#0e7490" filter="url(#sh)"/&gt;&lt;text x="104" y="224" text-anchor="middle" font-size="10.5" font-weight="600" fill="#ffffff" dominant-baseline="middle"&gt;Limits of Vector-Only&lt;/text&gt;&lt;text x="104" y="236" text-anchor="middle" font-size="10.5" font-weight="600" fill="#ffffff" dominant-baseline="middle"&gt;RAG&lt;/text&gt;&lt;rect x="197" y="196" width="130" height="68" rx="11" fill="#b45309" filter="url(#sh)"/&gt;&lt;text x="262" y="218" text-anchor="middle" font-size="10.5" font-weight="600" fill="#ffffff" dominant-baseline="middle"&gt;Knowledge Graph&lt;/text&gt;&lt;text x="262" y="230" text-anchor="middle" font-size="10.5" font-weight="600" fill="#ffffff" dominant-baseline="middle"&gt;Construction from&lt;/text&gt;&lt;text x="262" y="242" text-anchor="middle" font-size="10.5" font-weight="600" fill="#ffffff" dominant-baseline="middle"&gt;Text&lt;/text&gt;&lt;line x1="169" y1="230" x2="197" y2="230" stroke="#94a3b8" stroke-width="2" marker-end="url(#ar)"/&gt;&lt;rect x="355" y="196" width="130" height="68" rx="11" fill="#9f1239" filter="url(#sh)"/&gt;&lt;text x="420" y="224" text-anchor="middle" font-size="10.5" font-weight="600" fill="#ffffff" dominant-baseline="middle"&gt;Entity Resolution and&lt;/text&gt;&lt;text x="420" y="236" text-anchor="middle" font-size="10.5" font-weight="600" fill="#ffffff" dominant-baseline="middle"&gt;Deduplication&lt;/text&gt;&lt;line x1="327" y1="230" x2="355" y2="230" stroke="#94a3b8" stroke-width="2" marker-end="url(#ar)"/&gt;&lt;rect x="513" y="196" width="130" height="68" rx="11" fill="#4338ca" filter="url(#sh)"/&gt;&lt;text x="578" y="224" text-anchor="middle" font-size="10.5" font-weight="600" fill="#ffffff" dominant-baseline="middle"&gt;Community Detection&lt;/text&gt;&lt;text x="578" y="236" text-anchor="middle" font-size="10.5" font-weight="600" fill="#ffffff" dominant-baseline="middle"&gt;and Summarisation&lt;/text&gt;&lt;line x1="485" y1="230" x2="513" y2="230" stroke="#94a3b8" stroke-width="2" marker-end="url(#ar)"/&gt;&lt;rect x="671" y="196" width="130" height="68" rx="11" fill="#0f172a" filter="url(#sh)"/&gt;&lt;text x="736" y="224" text-anchor="middle" font-size="10.5" font-weight="600" fill="#ffffff" dominant-baseline="middle"&gt;Local versus Global&lt;/text&gt;&lt;text x="736" y="236" text-anchor="middle" font-size="10.5" font-weight="600" fill="#ffffff" dominant-baseline="middle"&gt;Search&lt;/text&gt;&lt;line x1="643" y1="230" x2="671" y2="230" stroke="#94a3b8" stroke-width="2" marker-end="url(#ar)"/&gt;&lt;text x="420" y="300" text-anchor="middle" font-size="11" font-weight="500" fill="#64748b" dominant-baseline="middle"&gt;end-to-end flow&lt;/text&gt;&lt;text x="28" y="446" text-anchor="start" font-size="9.5" font-weight="500" fill="#64748b" dominant-baseline="middle"&gt;GraphRAG  •  Application Flow&lt;/text&gt;&lt;/svg&gt;</w:t>
       </w:r>
     </w:p>
     <w:p>
@@ -19934,7 +19934,7 @@
           <w:rFonts w:ascii="Consolas" w:hAnsi="Consolas"/>
           <w:sz w:val="16"/>
         </w:rPr>
-        <w:t>&lt;svg xmlns="http://www.w3.org/2000/svg" width="840" height="460" data-tpl="steps" data-pal="5-2" viewBox="0 0 840 460" font-family="Inter, Segoe UI, Arial, sans-serif"&gt;&lt;defs&gt;&lt;marker id="ar" markerWidth="9" markerHeight="9" refX="7" refY="3" orient="auto"&gt;&lt;path d="M0,0 L7,3 L0,6 z" fill="#94a3b8"/&gt;&lt;/marker&gt;&lt;marker id="arw" markerWidth="9" markerHeight="9" refX="7" refY="3" orient="auto"&gt;&lt;path d="M0,0 L7,3 L0,6 z" fill="#ffffff"/&gt;&lt;/marker&gt;&lt;filter id="sh" x="-20%" y="-20%" width="140%" height="140%"&gt;&lt;feDropShadow dx="0" dy="2" stdDeviation="3" flood-color="#0f172a" flood-opacity="0.16"/&gt;&lt;/filter&gt;&lt;/defs&gt;&lt;defs&gt;&lt;linearGradient id="bn66cae4f" x1="0" y1="0" x2="1" y2="0"&gt;&lt;stop offset="0" stop-color="#2563eb"/&gt;&lt;stop offset="1" stop-color="#3b82f6"/&gt;&lt;/linearGradient&gt;&lt;/defs&gt;&lt;rect width="840" height="460" rx="14" fill="#ffffff"/&gt;&lt;rect x="0" y="0" width="840" height="48" rx="14" fill="url(#bn66cae4f)"/&gt;&lt;rect x="0" y="32" width="840" height="16" fill="url(#bn66cae4f)"/&gt;&lt;text x="420" y="25" text-anchor="middle" font-size="15" font-weight="700" fill="#ffffff" dominant-baseline="middle"&gt;Application Flow - Capstone Project&lt;/text&gt;&lt;rect x="30" y="200" width="132" height="70" rx="12" fill="#2563eb"/&gt;&lt;circle cx="54" cy="224" r="15" fill="#ffffff"/&gt;&lt;text x="54" y="224" text-anchor="middle" font-size="13" font-weight="600" fill="#2563eb" dominant-baseline="middle"&gt;1&lt;/text&gt;&lt;text x="104" y="250" text-anchor="middle" font-size="10.5" font-weight="600" fill="#fff" dominant-baseline="middle"&gt;Incremental Gra…&lt;/text&gt;&lt;rect x="192" y="200" width="132" height="70" rx="12" fill="#3b82f6"/&gt;&lt;circle cx="216" cy="224" r="15" fill="#ffffff"/&gt;&lt;text x="216" y="224" text-anchor="middle" font-size="13" font-weight="600" fill="#3b82f6" dominant-baseline="middle"&gt;2&lt;/text&gt;&lt;text x="266" y="250" text-anchor="middle" font-size="10.5" font-weight="600" fill="#fff" dominant-baseline="middle"&gt;Operating Graph…&lt;/text&gt;&lt;line x1="162" y1="235" x2="192" y2="235" stroke="#94a3b8" stroke-width="2" marker-end="url(#ar)"/&gt;&lt;rect x="354" y="200" width="132" height="70" rx="12" fill="#60a5fa"/&gt;&lt;circle cx="378" cy="224" r="15" fill="#ffffff"/&gt;&lt;text x="378" y="224" text-anchor="middle" font-size="13" font-weight="600" fill="#60a5fa" dominant-baseline="middle"&gt;3&lt;/text&gt;&lt;text x="428" y="250" text-anchor="middle" font-size="10.5" font-weight="600" fill="#fff" dominant-baseline="middle"&gt;Security and Pr…&lt;/text&gt;&lt;line x1="324" y1="235" x2="354" y2="235" stroke="#94a3b8" stroke-width="2" marker-end="url(#ar)"/&gt;&lt;rect x="516" y="200" width="132" height="70" rx="12" fill="#1e40af"/&gt;&lt;circle cx="540" cy="224" r="15" fill="#ffffff"/&gt;&lt;text x="540" y="224" text-anchor="middle" font-size="13" font-weight="600" fill="#1e40af" dominant-baseline="middle"&gt;4&lt;/text&gt;&lt;text x="590" y="250" text-anchor="middle" font-size="10.5" font-weight="600" fill="#fff" dominant-baseline="middle"&gt;The GraphRAG Re…&lt;/text&gt;&lt;line x1="486" y1="235" x2="516" y2="235" stroke="#94a3b8" stroke-width="2" marker-end="url(#ar)"/&gt;&lt;rect x="678" y="200" width="132" height="70" rx="12" fill="#1e3a8a"/&gt;&lt;circle cx="702" cy="224" r="15" fill="#ffffff"/&gt;&lt;text x="702" y="224" text-anchor="middle" font-size="13" font-weight="600" fill="#1e3a8a" dominant-baseline="middle"&gt;5&lt;/text&gt;&lt;text x="752" y="250" text-anchor="middle" font-size="10.5" font-weight="600" fill="#fff" dominant-baseline="middle"&gt;Limits of Vecto…&lt;/text&gt;&lt;line x1="648" y1="235" x2="678" y2="235" stroke="#94a3b8" stroke-width="2" marker-end="url(#ar)"/&gt;&lt;text x="28" y="446" text-anchor="start" font-size="9.5" font-weight="500" fill="#64748b" dominant-baseline="middle"&gt;GraphRAG  •  Application Flow&lt;/text&gt;&lt;/svg&gt;</w:t>
+        <w:t>&lt;svg xmlns="http://www.w3.org/2000/svg" width="840" height="460" data-tpl="steps" data-pal="5-2" viewBox="0 0 840 460" font-family="Inter, Segoe UI, Arial, sans-serif"&gt;&lt;defs&gt;&lt;marker id="ar" markerWidth="9" markerHeight="9" refX="7" refY="3" orient="auto"&gt;&lt;path d="M0,0 L7,3 L0,6 z" fill="#94a3b8"/&gt;&lt;/marker&gt;&lt;marker id="arw" markerWidth="9" markerHeight="9" refX="7" refY="3" orient="auto"&gt;&lt;path d="M0,0 L7,3 L0,6 z" fill="#ffffff"/&gt;&lt;/marker&gt;&lt;filter id="sh" x="-20%" y="-20%" width="140%" height="140%"&gt;&lt;feDropShadow dx="0" dy="2" stdDeviation="3" flood-color="#0f172a" flood-opacity="0.16"/&gt;&lt;/filter&gt;&lt;/defs&gt;&lt;defs&gt;&lt;linearGradient id="bn66cae4f" x1="0" y1="0" x2="1" y2="0"&gt;&lt;stop offset="0" stop-color="#2563eb"/&gt;&lt;stop offset="1" stop-color="#3b82f6"/&gt;&lt;/linearGradient&gt;&lt;/defs&gt;&lt;rect width="840" height="460" rx="14" fill="#ffffff"/&gt;&lt;rect x="0" y="0" width="840" height="48" rx="14" fill="url(#bn66cae4f)"/&gt;&lt;rect x="0" y="32" width="840" height="16" fill="url(#bn66cae4f)"/&gt;&lt;text x="420" y="25" text-anchor="middle" font-size="14.5" font-weight="700" fill="#ffffff" dominant-baseline="middle"&gt;Application Flow - Capstone Project&lt;/text&gt;&lt;rect x="30" y="200" width="132" height="70" rx="12" fill="#2563eb"/&gt;&lt;circle cx="54" cy="224" r="15" fill="#ffffff"/&gt;&lt;text x="54" y="224" text-anchor="middle" font-size="13" font-weight="600" fill="#2563eb" dominant-baseline="middle"&gt;1&lt;/text&gt;&lt;text x="96" y="242" text-anchor="middle" font-size="10.5" font-weight="600" fill="#fff" dominant-baseline="middle"&gt;Incremental Graph&lt;/text&gt;&lt;text x="96" y="254" text-anchor="middle" font-size="10.5" font-weight="600" fill="#fff" dominant-baseline="middle"&gt;Updates&lt;/text&gt;&lt;rect x="192" y="200" width="132" height="70" rx="12" fill="#3b82f6"/&gt;&lt;circle cx="216" cy="224" r="15" fill="#ffffff"/&gt;&lt;text x="216" y="224" text-anchor="middle" font-size="13" font-weight="600" fill="#3b82f6" dominant-baseline="middle"&gt;2&lt;/text&gt;&lt;text x="258" y="248" text-anchor="middle" font-size="10.5" font-weight="600" fill="#fff" dominant-baseline="middle"&gt;Operating GraphRAG&lt;/text&gt;&lt;line x1="162" y1="235" x2="192" y2="235" stroke="#94a3b8" stroke-width="2" marker-end="url(#ar)"/&gt;&lt;rect x="354" y="200" width="132" height="70" rx="12" fill="#60a5fa"/&gt;&lt;circle cx="378" cy="224" r="15" fill="#ffffff"/&gt;&lt;text x="378" y="224" text-anchor="middle" font-size="13" font-weight="600" fill="#60a5fa" dominant-baseline="middle"&gt;3&lt;/text&gt;&lt;text x="420" y="242" text-anchor="middle" font-size="10.5" font-weight="600" fill="#fff" dominant-baseline="middle"&gt;Security and&lt;/text&gt;&lt;text x="420" y="254" text-anchor="middle" font-size="10.5" font-weight="600" fill="#fff" dominant-baseline="middle"&gt;Provenance&lt;/text&gt;&lt;line x1="324" y1="235" x2="354" y2="235" stroke="#94a3b8" stroke-width="2" marker-end="url(#ar)"/&gt;&lt;rect x="516" y="200" width="132" height="70" rx="12" fill="#1e40af"/&gt;&lt;circle cx="540" cy="224" r="15" fill="#ffffff"/&gt;&lt;text x="540" y="224" text-anchor="middle" font-size="13" font-weight="600" fill="#1e40af" dominant-baseline="middle"&gt;4&lt;/text&gt;&lt;text x="582" y="242" text-anchor="middle" font-size="10.5" font-weight="600" fill="#fff" dominant-baseline="middle"&gt;The GraphRAG&lt;/text&gt;&lt;text x="582" y="254" text-anchor="middle" font-size="10.5" font-weight="600" fill="#fff" dominant-baseline="middle"&gt;Reference&lt;/text&gt;&lt;line x1="486" y1="235" x2="516" y2="235" stroke="#94a3b8" stroke-width="2" marker-end="url(#ar)"/&gt;&lt;rect x="678" y="200" width="132" height="70" rx="12" fill="#1e3a8a"/&gt;&lt;circle cx="702" cy="224" r="15" fill="#ffffff"/&gt;&lt;text x="702" y="224" text-anchor="middle" font-size="13" font-weight="600" fill="#1e3a8a" dominant-baseline="middle"&gt;5&lt;/text&gt;&lt;text x="744" y="242" text-anchor="middle" font-size="10.5" font-weight="600" fill="#fff" dominant-baseline="middle"&gt;Limits of&lt;/text&gt;&lt;text x="744" y="254" text-anchor="middle" font-size="10.5" font-weight="600" fill="#fff" dominant-baseline="middle"&gt;Vector-Only RAG&lt;/text&gt;&lt;line x1="648" y1="235" x2="678" y2="235" stroke="#94a3b8" stroke-width="2" marker-end="url(#ar)"/&gt;&lt;text x="28" y="446" text-anchor="start" font-size="9.5" font-weight="500" fill="#64748b" dominant-baseline="middle"&gt;GraphRAG  •  Application Flow&lt;/text&gt;&lt;/svg&gt;</w:t>
       </w:r>
     </w:p>
     <w:p>
@@ -20773,7 +20773,7 @@
           <w:rFonts w:ascii="Consolas" w:hAnsi="Consolas"/>
           <w:sz w:val="16"/>
         </w:rPr>
-        <w:t>&lt;svg xmlns="http://www.w3.org/2000/svg" width="840" height="460" data-tpl="radial" data-pal="11-4" viewBox="0 0 840 460" font-family="Inter, Segoe UI, Arial, sans-serif"&gt;&lt;defs&gt;&lt;marker id="ar" markerWidth="9" markerHeight="9" refX="7" refY="3" orient="auto"&gt;&lt;path d="M0,0 L7,3 L0,6 z" fill="#94a3b8"/&gt;&lt;/marker&gt;&lt;marker id="arw" markerWidth="9" markerHeight="9" refX="7" refY="3" orient="auto"&gt;&lt;path d="M0,0 L7,3 L0,6 z" fill="#ffffff"/&gt;&lt;/marker&gt;&lt;filter id="sh" x="-20%" y="-20%" width="140%" height="140%"&gt;&lt;feDropShadow dx="0" dy="2" stdDeviation="3" flood-color="#0f172a" flood-opacity="0.16"/&gt;&lt;/filter&gt;&lt;/defs&gt;&lt;defs&gt;&lt;linearGradient id="bna0098b0" x1="0" y1="0" x2="1" y2="0"&gt;&lt;stop offset="0" stop-color="#9f1239"/&gt;&lt;stop offset="1" stop-color="#4338ca"/&gt;&lt;/linearGradient&gt;&lt;/defs&gt;&lt;rect width="840" height="460" rx="14" fill="#ffffff"/&gt;&lt;rect x="0" y="0" width="840" height="48" rx="14" fill="url(#bna0098b0)"/&gt;&lt;rect x="0" y="32" width="840" height="16" fill="url(#bna0098b0)"/&gt;&lt;text x="420" y="25" text-anchor="middle" font-size="15" font-weight="700" fill="#ffffff" dominant-baseline="middle"&gt;Knowledge Graph - Certification Preparation and Review&lt;/text&gt;&lt;circle cx="420.0" cy="238.0" r="52" fill="#0f172a"/&gt;&lt;text x="420" y="238" text-anchor="middle" font-size="12" font-weight="600" fill="#fff" dominant-baseline="middle"&gt;GraphRAG&lt;/text&gt;&lt;line x1="420" y1="186" x2="420" y2="102" stroke="#94a3b8" stroke-width="2" marker-end="url(#ar)"/&gt;&lt;rect x="342" y="65" width="156" height="46" rx="11" fill="#9f1239" filter="url(#sh)"/&gt;&lt;text x="420" y="88" text-anchor="middle" font-size="11" font-weight="600" fill="#ffffff" dominant-baseline="middle"&gt;Entity Resolution and De…&lt;/text&gt;&lt;line x1="465" y1="212" x2="631" y2="170" stroke="#94a3b8" stroke-width="2" marker-end="url(#ar)"/&gt;&lt;rect x="576" y="140" width="156" height="46" rx="11" fill="#4338ca" filter="url(#sh)"/&gt;&lt;text x="654" y="163" text-anchor="middle" font-size="11" font-weight="600" fill="#ffffff" dominant-baseline="middle"&gt;Community Detection and …&lt;/text&gt;&lt;line x1="465" y1="264" x2="631" y2="306" stroke="#94a3b8" stroke-width="2" marker-end="url(#ar)"/&gt;&lt;rect x="576" y="290" width="156" height="46" rx="11" fill="#0f172a" filter="url(#sh)"/&gt;&lt;text x="654" y="313" text-anchor="middle" font-size="11" font-weight="600" fill="#ffffff" dominant-baseline="middle"&gt;Local versus Global Sear…&lt;/text&gt;&lt;line x1="420" y1="290" x2="420" y2="374" stroke="#94a3b8" stroke-width="2" marker-end="url(#ar)"/&gt;&lt;rect x="342" y="365" width="156" height="46" rx="11" fill="#1e40af" filter="url(#sh)"/&gt;&lt;text x="420" y="388" text-anchor="middle" font-size="11" font-weight="600" fill="#ffffff" dominant-baseline="middle"&gt;Graph + Vector Hybrid Re…&lt;/text&gt;&lt;line x1="375" y1="264" x2="209" y2="306" stroke="#94a3b8" stroke-width="2" marker-end="url(#ar)"/&gt;&lt;rect x="108" y="290" width="156" height="46" rx="11" fill="#0e7490" filter="url(#sh)"/&gt;&lt;text x="186" y="313" text-anchor="middle" font-size="11" font-weight="600" fill="#ffffff" dominant-baseline="middle"&gt;Query Routing in GraphRAG&lt;/text&gt;&lt;line x1="375" y1="212" x2="209" y2="170" stroke="#94a3b8" stroke-width="2" marker-end="url(#ar)"/&gt;&lt;rect x="108" y="140" width="156" height="46" rx="11" fill="#b45309" filter="url(#sh)"/&gt;&lt;text x="186" y="163" text-anchor="middle" font-size="11" font-weight="600" fill="#ffffff" dominant-baseline="middle"&gt;Multi-Hop Reasoning over…&lt;/text&gt;&lt;text x="28" y="446" text-anchor="start" font-size="9.5" font-weight="500" fill="#64748b" dominant-baseline="middle"&gt;GraphRAG  •  Knowledge Graph&lt;/text&gt;&lt;/svg&gt;</w:t>
+        <w:t>&lt;svg xmlns="http://www.w3.org/2000/svg" width="840" height="460" data-tpl="radial" data-pal="11-4" viewBox="0 0 840 460" font-family="Inter, Segoe UI, Arial, sans-serif"&gt;&lt;defs&gt;&lt;marker id="ar" markerWidth="9" markerHeight="9" refX="7" refY="3" orient="auto"&gt;&lt;path d="M0,0 L7,3 L0,6 z" fill="#94a3b8"/&gt;&lt;/marker&gt;&lt;marker id="arw" markerWidth="9" markerHeight="9" refX="7" refY="3" orient="auto"&gt;&lt;path d="M0,0 L7,3 L0,6 z" fill="#ffffff"/&gt;&lt;/marker&gt;&lt;filter id="sh" x="-20%" y="-20%" width="140%" height="140%"&gt;&lt;feDropShadow dx="0" dy="2" stdDeviation="3" flood-color="#0f172a" flood-opacity="0.16"/&gt;&lt;/filter&gt;&lt;/defs&gt;&lt;defs&gt;&lt;linearGradient id="bna0098b0" x1="0" y1="0" x2="1" y2="0"&gt;&lt;stop offset="0" stop-color="#9f1239"/&gt;&lt;stop offset="1" stop-color="#4338ca"/&gt;&lt;/linearGradient&gt;&lt;/defs&gt;&lt;rect width="840" height="460" rx="14" fill="#ffffff"/&gt;&lt;rect x="0" y="0" width="840" height="48" rx="14" fill="url(#bna0098b0)"/&gt;&lt;rect x="0" y="32" width="840" height="16" fill="url(#bna0098b0)"/&gt;&lt;text x="420" y="25" text-anchor="middle" font-size="14.5" font-weight="700" fill="#ffffff" dominant-baseline="middle"&gt;Knowledge Graph - Certification Preparation and Review&lt;/text&gt;&lt;circle cx="420.0" cy="238.0" r="52" fill="#0f172a"/&gt;&lt;text x="420" y="238" text-anchor="middle" font-size="12" font-weight="600" fill="#fff" dominant-baseline="middle"&gt;GraphRAG&lt;/text&gt;&lt;line x1="420" y1="186" x2="420" y2="102" stroke="#94a3b8" stroke-width="2" marker-end="url(#ar)"/&gt;&lt;rect x="342" y="65" width="156" height="46" rx="11" fill="#9f1239" filter="url(#sh)"/&gt;&lt;text x="420" y="83" text-anchor="middle" font-size="9.5" font-weight="600" fill="#ffffff" dominant-baseline="middle"&gt;Entity Resolution and&lt;/text&gt;&lt;text x="420" y="93" text-anchor="middle" font-size="9.5" font-weight="600" fill="#ffffff" dominant-baseline="middle"&gt;Deduplication&lt;/text&gt;&lt;line x1="465" y1="212" x2="631" y2="170" stroke="#94a3b8" stroke-width="2" marker-end="url(#ar)"/&gt;&lt;rect x="576" y="140" width="156" height="46" rx="11" fill="#4338ca" filter="url(#sh)"/&gt;&lt;text x="654" y="158" text-anchor="middle" font-size="9.5" font-weight="600" fill="#ffffff" dominant-baseline="middle"&gt;Community Detection and&lt;/text&gt;&lt;text x="654" y="168" text-anchor="middle" font-size="9.5" font-weight="600" fill="#ffffff" dominant-baseline="middle"&gt;Summarisation&lt;/text&gt;&lt;line x1="465" y1="264" x2="631" y2="306" stroke="#94a3b8" stroke-width="2" marker-end="url(#ar)"/&gt;&lt;rect x="576" y="290" width="156" height="46" rx="11" fill="#0f172a" filter="url(#sh)"/&gt;&lt;text x="654" y="313" text-anchor="middle" font-size="9.5" font-weight="600" fill="#ffffff" dominant-baseline="middle"&gt;Local versus Global Search&lt;/text&gt;&lt;line x1="420" y1="290" x2="420" y2="374" stroke="#94a3b8" stroke-width="2" marker-end="url(#ar)"/&gt;&lt;rect x="342" y="365" width="156" height="46" rx="11" fill="#1e40af" filter="url(#sh)"/&gt;&lt;text x="420" y="383" text-anchor="middle" font-size="9.5" font-weight="600" fill="#ffffff" dominant-baseline="middle"&gt;Graph + Vector Hybrid&lt;/text&gt;&lt;text x="420" y="393" text-anchor="middle" font-size="9.5" font-weight="600" fill="#ffffff" dominant-baseline="middle"&gt;Retrieval&lt;/text&gt;&lt;line x1="375" y1="264" x2="209" y2="306" stroke="#94a3b8" stroke-width="2" marker-end="url(#ar)"/&gt;&lt;rect x="108" y="290" width="156" height="46" rx="11" fill="#0e7490" filter="url(#sh)"/&gt;&lt;text x="186" y="313" text-anchor="middle" font-size="9.5" font-weight="600" fill="#ffffff" dominant-baseline="middle"&gt;Query Routing in GraphRAG&lt;/text&gt;&lt;line x1="375" y1="212" x2="209" y2="170" stroke="#94a3b8" stroke-width="2" marker-end="url(#ar)"/&gt;&lt;rect x="108" y="140" width="156" height="46" rx="11" fill="#b45309" filter="url(#sh)"/&gt;&lt;text x="186" y="158" text-anchor="middle" font-size="9.5" font-weight="600" fill="#ffffff" dominant-baseline="middle"&gt;Multi-Hop Reasoning over&lt;/text&gt;&lt;text x="186" y="168" text-anchor="middle" font-size="9.5" font-weight="600" fill="#ffffff" dominant-baseline="middle"&gt;Graphs&lt;/text&gt;&lt;text x="28" y="446" text-anchor="start" font-size="9.5" font-weight="500" fill="#64748b" dominant-baseline="middle"&gt;GraphRAG  •  Knowledge Graph&lt;/text&gt;&lt;/svg&gt;</w:t>
       </w:r>
     </w:p>
     <w:p>
